--- a/templates/UPDATED_MNSB_TEMPLATE_DYNAMIC.docx
+++ b/templates/UPDATED_MNSB_TEMPLATE_DYNAMIC.docx
@@ -950,18 +950,12 @@
           <w:rFonts w:ascii="Verdana" w:eastAsia="Times New Roman" w:hAnsi="Verdana" w:cs="Times New Roman"/>
         </w:rPr>
       </w:pPr>
-    </w:p>
-    <w:p>
-      <w:pPr>
-        <w:tabs>
-          <w:tab w:val="left" w:pos="0"/>
-        </w:tabs>
-        <w:spacing w:after="0" w:line="240" w:lineRule="auto"/>
-        <w:jc w:val="both"/>
+      <w:r>
         <w:rPr>
           <w:rFonts w:ascii="Verdana" w:eastAsia="Times New Roman" w:hAnsi="Verdana" w:cs="Times New Roman"/>
         </w:rPr>
-      </w:pPr>
+        <w:br/>
+      </w:r>
     </w:p>
     <w:p>
       <w:pPr>
@@ -1330,7 +1324,21 @@
               <w:rPr>
                 <w:rFonts w:ascii="Verdana" w:hAnsi="Verdana" w:cs="Arial"/>
               </w:rPr>
-              <w:t>Cash Verification Date {{cash_verification_date}}.</w:t>
+              <w:t>Cash Verification Date {{</w:t>
+            </w:r>
+            <w:proofErr w:type="spellStart"/>
+            <w:r>
+              <w:rPr>
+                <w:rFonts w:ascii="Verdana" w:hAnsi="Verdana" w:cs="Arial"/>
+              </w:rPr>
+              <w:t>cash_verification_date</w:t>
+            </w:r>
+            <w:proofErr w:type="spellEnd"/>
+            <w:r>
+              <w:rPr>
+                <w:rFonts w:ascii="Verdana" w:hAnsi="Verdana" w:cs="Arial"/>
+              </w:rPr>
+              <w:t>}}.</w:t>
             </w:r>
           </w:p>
           <w:p>
@@ -1348,7 +1356,35 @@
               <w:rPr>
                 <w:rFonts w:ascii="Verdana" w:hAnsi="Verdana" w:cs="Arial"/>
               </w:rPr>
-              <w:t>Closing Cash Balance: Rs.{{closing_cash_balance}}/-. Cash Balance in words: {{closing_cash_balance_words}}.</w:t>
+              <w:t>Closing Cash Balance: Rs.{{</w:t>
+            </w:r>
+            <w:proofErr w:type="spellStart"/>
+            <w:r>
+              <w:rPr>
+                <w:rFonts w:ascii="Verdana" w:hAnsi="Verdana" w:cs="Arial"/>
+              </w:rPr>
+              <w:t>closing_cash_balance</w:t>
+            </w:r>
+            <w:proofErr w:type="spellEnd"/>
+            <w:r>
+              <w:rPr>
+                <w:rFonts w:ascii="Verdana" w:hAnsi="Verdana" w:cs="Arial"/>
+              </w:rPr>
+              <w:t>}}/-. Cash Balance in words: {{</w:t>
+            </w:r>
+            <w:proofErr w:type="spellStart"/>
+            <w:r>
+              <w:rPr>
+                <w:rFonts w:ascii="Verdana" w:hAnsi="Verdana" w:cs="Arial"/>
+              </w:rPr>
+              <w:t>closing_cash_balance_words</w:t>
+            </w:r>
+            <w:proofErr w:type="spellEnd"/>
+            <w:r>
+              <w:rPr>
+                <w:rFonts w:ascii="Verdana" w:hAnsi="Verdana" w:cs="Arial"/>
+              </w:rPr>
+              <w:t>}}.</w:t>
             </w:r>
           </w:p>
         </w:tc>
@@ -2213,7 +2249,21 @@
               <w:rPr>
                 <w:rFonts w:ascii="Verdana" w:hAnsi="Verdana" w:cs="Arial"/>
               </w:rPr>
-              <w:t>{{period_end}}</w:t>
+              <w:t>{{</w:t>
+            </w:r>
+            <w:proofErr w:type="spellStart"/>
+            <w:r>
+              <w:rPr>
+                <w:rFonts w:ascii="Verdana" w:hAnsi="Verdana" w:cs="Arial"/>
+              </w:rPr>
+              <w:t>period_end</w:t>
+            </w:r>
+            <w:proofErr w:type="spellEnd"/>
+            <w:r>
+              <w:rPr>
+                <w:rFonts w:ascii="Verdana" w:hAnsi="Verdana" w:cs="Arial"/>
+              </w:rPr>
+              <w:t>}}</w:t>
             </w:r>
             <w:r>
               <w:rPr>
@@ -2366,7 +2416,21 @@
               <w:rPr>
                 <w:rFonts w:ascii="Verdana" w:hAnsi="Verdana" w:cs="Arial"/>
               </w:rPr>
-              <w:t>{{period_end}}</w:t>
+              <w:t>{{</w:t>
+            </w:r>
+            <w:proofErr w:type="spellStart"/>
+            <w:r>
+              <w:rPr>
+                <w:rFonts w:ascii="Verdana" w:hAnsi="Verdana" w:cs="Arial"/>
+              </w:rPr>
+              <w:t>period_end</w:t>
+            </w:r>
+            <w:proofErr w:type="spellEnd"/>
+            <w:r>
+              <w:rPr>
+                <w:rFonts w:ascii="Verdana" w:hAnsi="Verdana" w:cs="Arial"/>
+              </w:rPr>
+              <w:t>}}</w:t>
             </w:r>
             <w:r>
               <w:rPr>
@@ -7273,7 +7337,15 @@
           </w:tcPr>
           <w:p>
             <w:r>
-              <w:t>{{ comment_default_nil }}</w:t>
+              <w:t xml:space="preserve">{{ </w:t>
+            </w:r>
+            <w:proofErr w:type="spellStart"/>
+            <w:r>
+              <w:t>comment_default_nil</w:t>
+            </w:r>
+            <w:proofErr w:type="spellEnd"/>
+            <w:r>
+              <w:t xml:space="preserve"> }}</w:t>
             </w:r>
           </w:p>
         </w:tc>
@@ -7391,7 +7463,15 @@
           </w:tcPr>
           <w:p>
             <w:r>
-              <w:t>{{ comment_insurance }}</w:t>
+              <w:t xml:space="preserve">{{ </w:t>
+            </w:r>
+            <w:proofErr w:type="spellStart"/>
+            <w:r>
+              <w:t>comment_insurance</w:t>
+            </w:r>
+            <w:proofErr w:type="spellEnd"/>
+            <w:r>
+              <w:t xml:space="preserve"> }}</w:t>
             </w:r>
           </w:p>
         </w:tc>
@@ -7501,7 +7581,15 @@
           </w:tcPr>
           <w:p>
             <w:r>
-              <w:t>{{ comment_cash_credit }}</w:t>
+              <w:t xml:space="preserve">{{ </w:t>
+            </w:r>
+            <w:proofErr w:type="spellStart"/>
+            <w:r>
+              <w:t>comment_cash_credit</w:t>
+            </w:r>
+            <w:proofErr w:type="spellEnd"/>
+            <w:r>
+              <w:t xml:space="preserve"> }}</w:t>
             </w:r>
           </w:p>
         </w:tc>
@@ -7619,7 +7707,15 @@
           </w:tcPr>
           <w:p>
             <w:r>
-              <w:t>{{ comment_default_nil }}</w:t>
+              <w:t xml:space="preserve">{{ </w:t>
+            </w:r>
+            <w:proofErr w:type="spellStart"/>
+            <w:r>
+              <w:t>comment_default_nil</w:t>
+            </w:r>
+            <w:proofErr w:type="spellEnd"/>
+            <w:r>
+              <w:t xml:space="preserve"> }}</w:t>
             </w:r>
           </w:p>
         </w:tc>
@@ -7847,7 +7943,15 @@
           </w:tcPr>
           <w:p>
             <w:r>
-              <w:t>{{ comment_bills_register }}</w:t>
+              <w:t xml:space="preserve">{{ </w:t>
+            </w:r>
+            <w:proofErr w:type="spellStart"/>
+            <w:r>
+              <w:t>comment_bills_register</w:t>
+            </w:r>
+            <w:proofErr w:type="spellEnd"/>
+            <w:r>
+              <w:t xml:space="preserve"> }}</w:t>
             </w:r>
           </w:p>
         </w:tc>
@@ -7961,7 +8065,15 @@
           </w:tcPr>
           <w:p>
             <w:r>
-              <w:t>{{ comment_overdue }}</w:t>
+              <w:t xml:space="preserve">{{ </w:t>
+            </w:r>
+            <w:proofErr w:type="spellStart"/>
+            <w:r>
+              <w:t>comment_overdue</w:t>
+            </w:r>
+            <w:proofErr w:type="spellEnd"/>
+            <w:r>
+              <w:t xml:space="preserve"> }}</w:t>
             </w:r>
           </w:p>
         </w:tc>
@@ -10120,7 +10232,15 @@
           </w:tcPr>
           <w:p>
             <w:r>
-              <w:t>During the month under audit branch has recovered {{ comment_default_nil }} Lakhs from N.P.A. borrowers. Branch is advised to strengthen the process of recovery to safeguard the interest of the bank.</w:t>
+              <w:t xml:space="preserve">During the month under audit branch has recovered {{ </w:t>
+            </w:r>
+            <w:proofErr w:type="spellStart"/>
+            <w:r>
+              <w:t>comment_default_nil</w:t>
+            </w:r>
+            <w:proofErr w:type="spellEnd"/>
+            <w:r>
+              <w:t xml:space="preserve"> }} Lakhs from N.P.A. borrowers. Branch is advised to strengthen the process of recovery to safeguard the interest of the bank.</w:t>
             </w:r>
           </w:p>
         </w:tc>
@@ -11115,7 +11235,25 @@
           <w:b/>
           <w:bCs/>
         </w:rPr>
-        <w:t>{{report_date}}</w:t>
+        <w:t>{{</w:t>
+      </w:r>
+      <w:proofErr w:type="spellStart"/>
+      <w:r>
+        <w:rPr>
+          <w:rFonts w:ascii="Verdana" w:hAnsi="Verdana"/>
+          <w:b/>
+          <w:bCs/>
+        </w:rPr>
+        <w:t>report_date</w:t>
+      </w:r>
+      <w:proofErr w:type="spellEnd"/>
+      <w:r>
+        <w:rPr>
+          <w:rFonts w:ascii="Verdana" w:hAnsi="Verdana"/>
+          <w:b/>
+          <w:bCs/>
+        </w:rPr>
+        <w:t>}}</w:t>
       </w:r>
       <w:r>
         <w:rPr>
@@ -11715,7 +11853,15 @@
           </w:tcPr>
           <w:p>
             <w:r>
-              <w:t>{% for item in insurance_pending %}</w:t>
+              <w:t xml:space="preserve">{% for item in </w:t>
+            </w:r>
+            <w:proofErr w:type="spellStart"/>
+            <w:r>
+              <w:t>insurance_pending</w:t>
+            </w:r>
+            <w:proofErr w:type="spellEnd"/>
+            <w:r>
+              <w:t xml:space="preserve"> %}</w:t>
             </w:r>
           </w:p>
         </w:tc>
@@ -11760,7 +11906,15 @@
           </w:tcPr>
           <w:p>
             <w:r>
-              <w:t>{{ item.sr_no }}</w:t>
+              <w:t xml:space="preserve">{{ </w:t>
+            </w:r>
+            <w:proofErr w:type="spellStart"/>
+            <w:r>
+              <w:t>item.sr_no</w:t>
+            </w:r>
+            <w:proofErr w:type="spellEnd"/>
+            <w:r>
+              <w:t xml:space="preserve"> }}</w:t>
             </w:r>
           </w:p>
         </w:tc>
@@ -11780,7 +11934,15 @@
           </w:tcPr>
           <w:p>
             <w:r>
-              <w:t>{{ item.nature }}</w:t>
+              <w:t xml:space="preserve">{{ </w:t>
+            </w:r>
+            <w:proofErr w:type="spellStart"/>
+            <w:r>
+              <w:t>item.nature</w:t>
+            </w:r>
+            <w:proofErr w:type="spellEnd"/>
+            <w:r>
+              <w:t xml:space="preserve"> }}</w:t>
             </w:r>
           </w:p>
         </w:tc>
@@ -11790,7 +11952,15 @@
           </w:tcPr>
           <w:p>
             <w:r>
-              <w:t>{{ item.ac_no }}</w:t>
+              <w:t xml:space="preserve">{{ </w:t>
+            </w:r>
+            <w:proofErr w:type="spellStart"/>
+            <w:r>
+              <w:t>item.ac_no</w:t>
+            </w:r>
+            <w:proofErr w:type="spellEnd"/>
+            <w:r>
+              <w:t xml:space="preserve"> }}</w:t>
             </w:r>
           </w:p>
         </w:tc>
@@ -11800,7 +11970,15 @@
           </w:tcPr>
           <w:p>
             <w:r>
-              <w:t>{{ item.limit }}</w:t>
+              <w:t xml:space="preserve">{{ </w:t>
+            </w:r>
+            <w:proofErr w:type="spellStart"/>
+            <w:r>
+              <w:t>item.limit</w:t>
+            </w:r>
+            <w:proofErr w:type="spellEnd"/>
+            <w:r>
+              <w:t xml:space="preserve"> }}</w:t>
             </w:r>
           </w:p>
         </w:tc>
@@ -11810,7 +11988,15 @@
           </w:tcPr>
           <w:p>
             <w:r>
-              <w:t>{{ item.reply }}</w:t>
+              <w:t xml:space="preserve">{{ </w:t>
+            </w:r>
+            <w:proofErr w:type="spellStart"/>
+            <w:r>
+              <w:t>item.reply</w:t>
+            </w:r>
+            <w:proofErr w:type="spellEnd"/>
+            <w:r>
+              <w:t xml:space="preserve"> }}</w:t>
             </w:r>
           </w:p>
         </w:tc>
@@ -11825,7 +12011,15 @@
           </w:tcPr>
           <w:p>
             <w:r>
-              <w:t>{% endfor %}</w:t>
+              <w:t xml:space="preserve">{% </w:t>
+            </w:r>
+            <w:proofErr w:type="spellStart"/>
+            <w:r>
+              <w:t>endfor</w:t>
+            </w:r>
+            <w:proofErr w:type="spellEnd"/>
+            <w:r>
+              <w:t xml:space="preserve"> %}</w:t>
             </w:r>
           </w:p>
         </w:tc>
@@ -11901,7 +12095,21 @@
         <w:rPr>
           <w:rFonts w:ascii="Verdana" w:hAnsi="Verdana" w:cstheme="minorHAnsi"/>
         </w:rPr>
-        <w:t>Further, branch is advised to fully cover the securities which are charged as primary/ collateral security, and such policy should be assigned in bank’s favour otherwise at the time of claim there is a possibility of financial loss to the bank.</w:t>
+        <w:t xml:space="preserve">Further, branch is advised to fully cover the securities which are charged as primary/ collateral security, and such policy should be assigned in bank’s </w:t>
+      </w:r>
+      <w:proofErr w:type="spellStart"/>
+      <w:r>
+        <w:rPr>
+          <w:rFonts w:ascii="Verdana" w:hAnsi="Verdana" w:cstheme="minorHAnsi"/>
+        </w:rPr>
+        <w:t>favour</w:t>
+      </w:r>
+      <w:proofErr w:type="spellEnd"/>
+      <w:r>
+        <w:rPr>
+          <w:rFonts w:ascii="Verdana" w:hAnsi="Verdana" w:cstheme="minorHAnsi"/>
+        </w:rPr>
+        <w:t xml:space="preserve"> otherwise at the time of claim there is a possibility of financial loss to the bank.</w:t>
       </w:r>
     </w:p>
     <w:p>
@@ -12180,7 +12388,15 @@
           </w:tcPr>
           <w:p>
             <w:r>
-              <w:t>{% for item in overdue_summary %}</w:t>
+              <w:t xml:space="preserve">{% for item in </w:t>
+            </w:r>
+            <w:proofErr w:type="spellStart"/>
+            <w:r>
+              <w:t>overdue_summary</w:t>
+            </w:r>
+            <w:proofErr w:type="spellEnd"/>
+            <w:r>
+              <w:t xml:space="preserve"> %}</w:t>
             </w:r>
           </w:p>
         </w:tc>
@@ -12222,7 +12438,15 @@
           </w:tcPr>
           <w:p>
             <w:r>
-              <w:t>{{ item.sr_no }}</w:t>
+              <w:t xml:space="preserve">{{ </w:t>
+            </w:r>
+            <w:proofErr w:type="spellStart"/>
+            <w:r>
+              <w:t>item.sr_no</w:t>
+            </w:r>
+            <w:proofErr w:type="spellEnd"/>
+            <w:r>
+              <w:t xml:space="preserve"> }}</w:t>
             </w:r>
           </w:p>
         </w:tc>
@@ -12232,7 +12456,15 @@
           </w:tcPr>
           <w:p>
             <w:r>
-              <w:t>{{ item.nature }}</w:t>
+              <w:t xml:space="preserve">{{ </w:t>
+            </w:r>
+            <w:proofErr w:type="spellStart"/>
+            <w:r>
+              <w:t>item.nature</w:t>
+            </w:r>
+            <w:proofErr w:type="spellEnd"/>
+            <w:r>
+              <w:t xml:space="preserve"> }}</w:t>
             </w:r>
           </w:p>
         </w:tc>
@@ -12242,7 +12474,15 @@
           </w:tcPr>
           <w:p>
             <w:r>
-              <w:t>{{ item.count }}</w:t>
+              <w:t xml:space="preserve">{{ </w:t>
+            </w:r>
+            <w:proofErr w:type="spellStart"/>
+            <w:r>
+              <w:t>item.count</w:t>
+            </w:r>
+            <w:proofErr w:type="spellEnd"/>
+            <w:r>
+              <w:t xml:space="preserve"> }}</w:t>
             </w:r>
           </w:p>
         </w:tc>
@@ -12252,7 +12492,15 @@
           </w:tcPr>
           <w:p>
             <w:r>
-              <w:t>{{ item.overdue_amt }}</w:t>
+              <w:t xml:space="preserve">{{ </w:t>
+            </w:r>
+            <w:proofErr w:type="spellStart"/>
+            <w:r>
+              <w:t>item.overdue_amt</w:t>
+            </w:r>
+            <w:proofErr w:type="spellEnd"/>
+            <w:r>
+              <w:t xml:space="preserve"> }}</w:t>
             </w:r>
           </w:p>
         </w:tc>
@@ -12262,7 +12510,15 @@
           </w:tcPr>
           <w:p>
             <w:r>
-              <w:t>{{ item.outstanding }}</w:t>
+              <w:t xml:space="preserve">{{ </w:t>
+            </w:r>
+            <w:proofErr w:type="spellStart"/>
+            <w:r>
+              <w:t>item.outstanding</w:t>
+            </w:r>
+            <w:proofErr w:type="spellEnd"/>
+            <w:r>
+              <w:t xml:space="preserve"> }}</w:t>
             </w:r>
           </w:p>
         </w:tc>
@@ -12272,7 +12528,15 @@
           </w:tcPr>
           <w:p>
             <w:r>
-              <w:t>{{ item.reply }}</w:t>
+              <w:t xml:space="preserve">{{ </w:t>
+            </w:r>
+            <w:proofErr w:type="spellStart"/>
+            <w:r>
+              <w:t>item.reply</w:t>
+            </w:r>
+            <w:proofErr w:type="spellEnd"/>
+            <w:r>
+              <w:t xml:space="preserve"> }}</w:t>
             </w:r>
           </w:p>
         </w:tc>
@@ -12285,7 +12549,15 @@
           <w:p>
             <w:r>
               <w:lastRenderedPageBreak/>
-              <w:t>{% endfor %}</w:t>
+              <w:t xml:space="preserve">{% </w:t>
+            </w:r>
+            <w:proofErr w:type="spellStart"/>
+            <w:r>
+              <w:t>endfor</w:t>
+            </w:r>
+            <w:proofErr w:type="spellEnd"/>
+            <w:r>
+              <w:t xml:space="preserve"> %}</w:t>
             </w:r>
           </w:p>
         </w:tc>
@@ -12323,12 +12595,750 @@
     </w:tbl>
     <w:p>
       <w:pPr>
+        <w:tabs>
+          <w:tab w:val="left" w:pos="0"/>
+        </w:tabs>
+        <w:spacing w:after="0" w:line="240" w:lineRule="auto"/>
+        <w:jc w:val="both"/>
+        <w:rPr>
+          <w:rFonts w:ascii="Verdana" w:eastAsia="Times New Roman" w:hAnsi="Verdana" w:cs="Times New Roman"/>
+        </w:rPr>
+      </w:pPr>
+      <w:r>
         <w:rPr>
           <w:rFonts w:ascii="Verdana" w:hAnsi="Verdana" w:cs="Arial"/>
           <w:b/>
           <w:u w:val="single"/>
         </w:rPr>
-      </w:pPr>
+        <w:br/>
+      </w:r>
+      <w:r>
+        <w:rPr>
+          <w:rFonts w:ascii="Verdana" w:hAnsi="Verdana" w:cs="Arial"/>
+          <w:b/>
+          <w:u w:val="single"/>
+        </w:rPr>
+        <w:br/>
+      </w:r>
+    </w:p>
+    <w:p>
+      <w:pPr>
+        <w:tabs>
+          <w:tab w:val="left" w:pos="0"/>
+        </w:tabs>
+        <w:spacing w:after="0" w:line="240" w:lineRule="auto"/>
+        <w:jc w:val="both"/>
+        <w:rPr>
+          <w:rFonts w:ascii="Verdana" w:eastAsia="Times New Roman" w:hAnsi="Verdana" w:cs="Times New Roman"/>
+          <w:lang w:val="en-IN"/>
+        </w:rPr>
+      </w:pPr>
+      <w:r>
+        <w:rPr>
+          <w:rFonts w:ascii="Verdana" w:eastAsia="Times New Roman" w:hAnsi="Verdana" w:cs="Times New Roman"/>
+          <w:lang w:val="en-IN"/>
+        </w:rPr>
+        <w:t>{% for section in sections %}</w:t>
+      </w:r>
+    </w:p>
+    <w:tbl>
+      <w:tblPr>
+        <w:tblpPr w:leftFromText="180" w:rightFromText="180" w:bottomFromText="200" w:vertAnchor="text" w:tblpX="-460" w:tblpY="1"/>
+        <w:tblOverlap w:val="never"/>
+        <w:tblW w:w="10548" w:type="dxa"/>
+        <w:tblCellMar>
+          <w:left w:w="10" w:type="dxa"/>
+          <w:right w:w="10" w:type="dxa"/>
+        </w:tblCellMar>
+        <w:tblLook w:val="04A0" w:firstRow="1" w:lastRow="0" w:firstColumn="1" w:lastColumn="0" w:noHBand="0" w:noVBand="1"/>
+      </w:tblPr>
+      <w:tblGrid>
+        <w:gridCol w:w="2133"/>
+        <w:gridCol w:w="3203"/>
+        <w:gridCol w:w="3275"/>
+        <w:gridCol w:w="1937"/>
+      </w:tblGrid>
+      <w:tr>
+        <w:trPr>
+          <w:trHeight w:val="1"/>
+        </w:trPr>
+        <w:tc>
+          <w:tcPr>
+            <w:tcW w:w="10548" w:type="dxa"/>
+            <w:gridSpan w:val="4"/>
+            <w:tcBorders>
+              <w:top w:val="single" w:sz="2" w:space="0" w:color="000000"/>
+              <w:left w:val="single" w:sz="6" w:space="0" w:color="000000"/>
+              <w:bottom w:val="single" w:sz="6" w:space="0" w:color="000000"/>
+              <w:right w:val="single" w:sz="6" w:space="0" w:color="000000"/>
+            </w:tcBorders>
+            <w:shd w:val="clear" w:color="auto" w:fill="B8CCE4" w:themeFill="accent1" w:themeFillTint="66"/>
+            <w:tcMar>
+              <w:top w:w="0" w:type="dxa"/>
+              <w:left w:w="108" w:type="dxa"/>
+              <w:bottom w:w="0" w:type="dxa"/>
+              <w:right w:w="108" w:type="dxa"/>
+            </w:tcMar>
+            <w:vAlign w:val="center"/>
+          </w:tcPr>
+          <w:p>
+            <w:pPr>
+              <w:tabs>
+                <w:tab w:val="left" w:pos="0"/>
+              </w:tabs>
+              <w:spacing w:after="0" w:line="240" w:lineRule="auto"/>
+              <w:jc w:val="both"/>
+              <w:rPr>
+                <w:rFonts w:ascii="Verdana" w:eastAsia="Times New Roman" w:hAnsi="Verdana" w:cs="Times New Roman"/>
+                <w:b/>
+                <w:bCs/>
+                <w:lang w:val="en-IN"/>
+              </w:rPr>
+            </w:pPr>
+            <w:r>
+              <w:rPr>
+                <w:rFonts w:ascii="Verdana" w:eastAsia="Times New Roman" w:hAnsi="Verdana" w:cs="Times New Roman"/>
+                <w:b/>
+                <w:bCs/>
+                <w:lang w:val="en-IN"/>
+              </w:rPr>
+              <w:t xml:space="preserve">{{ </w:t>
+            </w:r>
+            <w:proofErr w:type="spellStart"/>
+            <w:r>
+              <w:rPr>
+                <w:rFonts w:ascii="Verdana" w:eastAsia="Times New Roman" w:hAnsi="Verdana" w:cs="Times New Roman"/>
+                <w:b/>
+                <w:bCs/>
+                <w:lang w:val="en-IN"/>
+              </w:rPr>
+              <w:t>section.section_name</w:t>
+            </w:r>
+            <w:proofErr w:type="spellEnd"/>
+            <w:r>
+              <w:rPr>
+                <w:rFonts w:ascii="Verdana" w:eastAsia="Times New Roman" w:hAnsi="Verdana" w:cs="Times New Roman"/>
+                <w:b/>
+                <w:bCs/>
+                <w:lang w:val="en-IN"/>
+              </w:rPr>
+              <w:t xml:space="preserve"> }}</w:t>
+            </w:r>
+          </w:p>
+          <w:p>
+            <w:pPr>
+              <w:tabs>
+                <w:tab w:val="left" w:pos="0"/>
+              </w:tabs>
+              <w:spacing w:after="0" w:line="240" w:lineRule="auto"/>
+              <w:jc w:val="both"/>
+              <w:rPr>
+                <w:rFonts w:ascii="Verdana" w:eastAsia="Times New Roman" w:hAnsi="Verdana" w:cs="Times New Roman"/>
+              </w:rPr>
+            </w:pPr>
+          </w:p>
+        </w:tc>
+      </w:tr>
+      <w:tr>
+        <w:trPr>
+          <w:trHeight w:val="799"/>
+        </w:trPr>
+        <w:tc>
+          <w:tcPr>
+            <w:tcW w:w="2133" w:type="dxa"/>
+            <w:tcBorders>
+              <w:top w:val="single" w:sz="2" w:space="0" w:color="000000"/>
+              <w:left w:val="single" w:sz="6" w:space="0" w:color="000000"/>
+              <w:bottom w:val="single" w:sz="4" w:space="0" w:color="auto"/>
+              <w:right w:val="single" w:sz="6" w:space="0" w:color="000000"/>
+            </w:tcBorders>
+            <w:shd w:val="clear" w:color="auto" w:fill="B8CCE4" w:themeFill="accent1" w:themeFillTint="66"/>
+            <w:tcMar>
+              <w:top w:w="0" w:type="dxa"/>
+              <w:left w:w="108" w:type="dxa"/>
+              <w:bottom w:w="0" w:type="dxa"/>
+              <w:right w:w="108" w:type="dxa"/>
+            </w:tcMar>
+            <w:hideMark/>
+          </w:tcPr>
+          <w:p>
+            <w:pPr>
+              <w:tabs>
+                <w:tab w:val="left" w:pos="0"/>
+              </w:tabs>
+              <w:spacing w:after="0" w:line="240" w:lineRule="auto"/>
+              <w:jc w:val="both"/>
+              <w:rPr>
+                <w:rFonts w:ascii="Verdana" w:eastAsia="Times New Roman" w:hAnsi="Verdana" w:cs="Times New Roman"/>
+                <w:lang w:val="en-IN"/>
+              </w:rPr>
+            </w:pPr>
+            <w:r>
+              <w:rPr>
+                <w:rFonts w:ascii="Verdana" w:eastAsia="Times New Roman" w:hAnsi="Verdana" w:cs="Times New Roman"/>
+                <w:lang w:val="en-IN"/>
+              </w:rPr>
+              <w:t xml:space="preserve">{% for q in </w:t>
+            </w:r>
+            <w:proofErr w:type="spellStart"/>
+            <w:r>
+              <w:rPr>
+                <w:rFonts w:ascii="Verdana" w:eastAsia="Times New Roman" w:hAnsi="Verdana" w:cs="Times New Roman"/>
+                <w:lang w:val="en-IN"/>
+              </w:rPr>
+              <w:t>section.questions</w:t>
+            </w:r>
+            <w:proofErr w:type="spellEnd"/>
+            <w:r>
+              <w:rPr>
+                <w:rFonts w:ascii="Verdana" w:eastAsia="Times New Roman" w:hAnsi="Verdana" w:cs="Times New Roman"/>
+                <w:lang w:val="en-IN"/>
+              </w:rPr>
+              <w:t xml:space="preserve"> %}</w:t>
+            </w:r>
+            <w:r>
+              <w:rPr>
+                <w:rFonts w:ascii="Verdana" w:eastAsia="Times New Roman" w:hAnsi="Verdana" w:cs="Times New Roman"/>
+              </w:rPr>
+              <w:tab/>
+            </w:r>
+            <w:r>
+              <w:rPr>
+                <w:rFonts w:ascii="Verdana" w:eastAsia="Times New Roman" w:hAnsi="Verdana" w:cs="Times New Roman"/>
+              </w:rPr>
+              <w:br/>
+              <w:t>{{</w:t>
+            </w:r>
+            <w:r>
+              <w:rPr>
+                <w:rFonts w:ascii="Verdana" w:eastAsia="Times New Roman" w:hAnsi="Verdana" w:cs="Times New Roman"/>
+              </w:rPr>
+              <w:br/>
+            </w:r>
+            <w:proofErr w:type="spellStart"/>
+            <w:r>
+              <w:rPr>
+                <w:rFonts w:ascii="Verdana" w:eastAsia="Times New Roman" w:hAnsi="Verdana" w:cs="Times New Roman"/>
+                <w:lang w:val="en-IN"/>
+              </w:rPr>
+              <w:t>q.sr_no</w:t>
+            </w:r>
+            <w:proofErr w:type="spellEnd"/>
+            <w:r>
+              <w:rPr>
+                <w:rFonts w:ascii="Verdana" w:eastAsia="Times New Roman" w:hAnsi="Verdana" w:cs="Times New Roman"/>
+                <w:lang w:val="en-IN"/>
+              </w:rPr>
+              <w:t xml:space="preserve"> or </w:t>
+            </w:r>
+            <w:proofErr w:type="spellStart"/>
+            <w:r>
+              <w:rPr>
+                <w:rFonts w:ascii="Verdana" w:eastAsia="Times New Roman" w:hAnsi="Verdana" w:cs="Times New Roman"/>
+                <w:lang w:val="en-IN"/>
+              </w:rPr>
+              <w:t>loop.index</w:t>
+            </w:r>
+            <w:proofErr w:type="spellEnd"/>
+          </w:p>
+          <w:p>
+            <w:pPr>
+              <w:tabs>
+                <w:tab w:val="left" w:pos="0"/>
+              </w:tabs>
+              <w:spacing w:after="0" w:line="240" w:lineRule="auto"/>
+              <w:jc w:val="both"/>
+              <w:rPr>
+                <w:rFonts w:ascii="Verdana" w:eastAsia="Times New Roman" w:hAnsi="Verdana" w:cs="Times New Roman"/>
+              </w:rPr>
+            </w:pPr>
+            <w:r>
+              <w:rPr>
+                <w:rFonts w:ascii="Verdana" w:eastAsia="Times New Roman" w:hAnsi="Verdana" w:cs="Times New Roman"/>
+              </w:rPr>
+              <w:t>}}</w:t>
+            </w:r>
+            <w:r>
+              <w:rPr>
+                <w:rFonts w:ascii="Verdana" w:eastAsia="Times New Roman" w:hAnsi="Verdana" w:cs="Times New Roman"/>
+              </w:rPr>
+              <w:br/>
+            </w:r>
+            <w:r>
+              <w:rPr>
+                <w:rFonts w:ascii="Verdana" w:eastAsia="Times New Roman" w:hAnsi="Verdana" w:cs="Times New Roman"/>
+                <w:lang w:val="en-IN"/>
+              </w:rPr>
+              <w:t xml:space="preserve">{% </w:t>
+            </w:r>
+            <w:proofErr w:type="spellStart"/>
+            <w:r>
+              <w:rPr>
+                <w:rFonts w:ascii="Verdana" w:eastAsia="Times New Roman" w:hAnsi="Verdana" w:cs="Times New Roman"/>
+                <w:lang w:val="en-IN"/>
+              </w:rPr>
+              <w:t>endfor</w:t>
+            </w:r>
+            <w:proofErr w:type="spellEnd"/>
+            <w:r>
+              <w:rPr>
+                <w:rFonts w:ascii="Verdana" w:eastAsia="Times New Roman" w:hAnsi="Verdana" w:cs="Times New Roman"/>
+                <w:lang w:val="en-IN"/>
+              </w:rPr>
+              <w:t xml:space="preserve"> %}</w:t>
+            </w:r>
+            <w:r>
+              <w:rPr>
+                <w:rFonts w:ascii="Verdana" w:eastAsia="Times New Roman" w:hAnsi="Verdana" w:cs="Times New Roman"/>
+              </w:rPr>
+              <w:br/>
+            </w:r>
+          </w:p>
+        </w:tc>
+        <w:tc>
+          <w:tcPr>
+            <w:tcW w:w="3203" w:type="dxa"/>
+            <w:tcBorders>
+              <w:top w:val="single" w:sz="2" w:space="0" w:color="000000"/>
+              <w:left w:val="single" w:sz="6" w:space="0" w:color="000000"/>
+              <w:bottom w:val="single" w:sz="4" w:space="0" w:color="auto"/>
+              <w:right w:val="single" w:sz="6" w:space="0" w:color="000000"/>
+            </w:tcBorders>
+            <w:shd w:val="clear" w:color="auto" w:fill="B8CCE4" w:themeFill="accent1" w:themeFillTint="66"/>
+            <w:tcMar>
+              <w:top w:w="0" w:type="dxa"/>
+              <w:left w:w="108" w:type="dxa"/>
+              <w:bottom w:w="0" w:type="dxa"/>
+              <w:right w:w="108" w:type="dxa"/>
+            </w:tcMar>
+          </w:tcPr>
+          <w:p>
+            <w:pPr>
+              <w:tabs>
+                <w:tab w:val="left" w:pos="0"/>
+              </w:tabs>
+              <w:spacing w:after="0" w:line="240" w:lineRule="auto"/>
+              <w:jc w:val="both"/>
+              <w:rPr>
+                <w:rFonts w:ascii="Verdana" w:eastAsia="Times New Roman" w:hAnsi="Verdana" w:cs="Times New Roman"/>
+                <w:lang w:val="en-IN"/>
+              </w:rPr>
+            </w:pPr>
+            <w:r>
+              <w:rPr>
+                <w:rFonts w:ascii="Verdana" w:eastAsia="Times New Roman" w:hAnsi="Verdana" w:cs="Times New Roman"/>
+                <w:lang w:val="en-IN"/>
+              </w:rPr>
+              <w:t xml:space="preserve">{% for q in </w:t>
+            </w:r>
+            <w:proofErr w:type="spellStart"/>
+            <w:r>
+              <w:rPr>
+                <w:rFonts w:ascii="Verdana" w:eastAsia="Times New Roman" w:hAnsi="Verdana" w:cs="Times New Roman"/>
+                <w:lang w:val="en-IN"/>
+              </w:rPr>
+              <w:t>section.questions</w:t>
+            </w:r>
+            <w:proofErr w:type="spellEnd"/>
+            <w:r>
+              <w:rPr>
+                <w:rFonts w:ascii="Verdana" w:eastAsia="Times New Roman" w:hAnsi="Verdana" w:cs="Times New Roman"/>
+                <w:lang w:val="en-IN"/>
+              </w:rPr>
+              <w:t xml:space="preserve"> %}</w:t>
+            </w:r>
+          </w:p>
+          <w:p>
+            <w:pPr>
+              <w:tabs>
+                <w:tab w:val="left" w:pos="0"/>
+              </w:tabs>
+              <w:spacing w:after="0" w:line="240" w:lineRule="auto"/>
+              <w:jc w:val="both"/>
+              <w:rPr>
+                <w:rFonts w:ascii="Verdana" w:eastAsia="Times New Roman" w:hAnsi="Verdana" w:cs="Times New Roman"/>
+                <w:lang w:val="en-IN"/>
+              </w:rPr>
+            </w:pPr>
+            <w:r>
+              <w:rPr>
+                <w:rFonts w:ascii="Verdana" w:eastAsia="Times New Roman" w:hAnsi="Verdana" w:cs="Times New Roman"/>
+                <w:lang w:val="en-IN"/>
+              </w:rPr>
+              <w:br/>
+            </w:r>
+            <w:r>
+              <w:rPr>
+                <w:rFonts w:ascii="Verdana" w:eastAsia="Times New Roman" w:hAnsi="Verdana" w:cs="Times New Roman"/>
+                <w:lang w:val="en-IN"/>
+              </w:rPr>
+              <w:t xml:space="preserve">{{ </w:t>
+            </w:r>
+            <w:proofErr w:type="spellStart"/>
+            <w:r>
+              <w:rPr>
+                <w:rFonts w:ascii="Verdana" w:eastAsia="Times New Roman" w:hAnsi="Verdana" w:cs="Times New Roman"/>
+                <w:lang w:val="en-IN"/>
+              </w:rPr>
+              <w:t>q.audit_review</w:t>
+            </w:r>
+            <w:proofErr w:type="spellEnd"/>
+            <w:r>
+              <w:rPr>
+                <w:rFonts w:ascii="Verdana" w:eastAsia="Times New Roman" w:hAnsi="Verdana" w:cs="Times New Roman"/>
+                <w:lang w:val="en-IN"/>
+              </w:rPr>
+              <w:t xml:space="preserve"> }}</w:t>
+            </w:r>
+            <w:r>
+              <w:rPr>
+                <w:rFonts w:ascii="Verdana" w:eastAsia="Times New Roman" w:hAnsi="Verdana" w:cs="Times New Roman"/>
+                <w:lang w:val="en-IN"/>
+              </w:rPr>
+              <w:tab/>
+            </w:r>
+          </w:p>
+          <w:p>
+            <w:pPr>
+              <w:tabs>
+                <w:tab w:val="left" w:pos="2265"/>
+              </w:tabs>
+              <w:rPr>
+                <w:rFonts w:ascii="Verdana" w:eastAsia="Times New Roman" w:hAnsi="Verdana" w:cs="Times New Roman"/>
+              </w:rPr>
+            </w:pPr>
+            <w:r>
+              <w:rPr>
+                <w:rFonts w:ascii="Verdana" w:eastAsia="Times New Roman" w:hAnsi="Verdana" w:cs="Times New Roman"/>
+                <w:lang w:val="en-IN"/>
+              </w:rPr>
+              <w:br/>
+            </w:r>
+            <w:r>
+              <w:rPr>
+                <w:rFonts w:ascii="Verdana" w:eastAsia="Times New Roman" w:hAnsi="Verdana" w:cs="Times New Roman"/>
+                <w:lang w:val="en-IN"/>
+              </w:rPr>
+              <w:t xml:space="preserve">{% </w:t>
+            </w:r>
+            <w:proofErr w:type="spellStart"/>
+            <w:r>
+              <w:rPr>
+                <w:rFonts w:ascii="Verdana" w:eastAsia="Times New Roman" w:hAnsi="Verdana" w:cs="Times New Roman"/>
+                <w:lang w:val="en-IN"/>
+              </w:rPr>
+              <w:t>endfor</w:t>
+            </w:r>
+            <w:proofErr w:type="spellEnd"/>
+            <w:r>
+              <w:rPr>
+                <w:rFonts w:ascii="Verdana" w:eastAsia="Times New Roman" w:hAnsi="Verdana" w:cs="Times New Roman"/>
+                <w:lang w:val="en-IN"/>
+              </w:rPr>
+              <w:t xml:space="preserve"> %}</w:t>
+            </w:r>
+            <w:r>
+              <w:rPr>
+                <w:rFonts w:ascii="Verdana" w:eastAsia="Times New Roman" w:hAnsi="Verdana" w:cs="Times New Roman"/>
+              </w:rPr>
+              <w:tab/>
+            </w:r>
+          </w:p>
+        </w:tc>
+        <w:tc>
+          <w:tcPr>
+            <w:tcW w:w="3275" w:type="dxa"/>
+            <w:tcBorders>
+              <w:top w:val="single" w:sz="2" w:space="0" w:color="000000"/>
+              <w:left w:val="single" w:sz="6" w:space="0" w:color="000000"/>
+              <w:bottom w:val="single" w:sz="4" w:space="0" w:color="auto"/>
+              <w:right w:val="single" w:sz="6" w:space="0" w:color="000000"/>
+            </w:tcBorders>
+            <w:shd w:val="clear" w:color="auto" w:fill="B8CCE4" w:themeFill="accent1" w:themeFillTint="66"/>
+            <w:tcMar>
+              <w:top w:w="0" w:type="dxa"/>
+              <w:left w:w="108" w:type="dxa"/>
+              <w:bottom w:w="0" w:type="dxa"/>
+              <w:right w:w="108" w:type="dxa"/>
+            </w:tcMar>
+          </w:tcPr>
+          <w:p>
+            <w:pPr>
+              <w:tabs>
+                <w:tab w:val="left" w:pos="0"/>
+              </w:tabs>
+              <w:spacing w:after="0" w:line="240" w:lineRule="auto"/>
+              <w:jc w:val="both"/>
+              <w:rPr>
+                <w:rFonts w:ascii="Verdana" w:eastAsia="Times New Roman" w:hAnsi="Verdana" w:cs="Times New Roman"/>
+                <w:lang w:val="en-IN"/>
+              </w:rPr>
+            </w:pPr>
+            <w:r>
+              <w:rPr>
+                <w:rFonts w:ascii="Verdana" w:eastAsia="Times New Roman" w:hAnsi="Verdana" w:cs="Times New Roman"/>
+                <w:lang w:val="en-IN"/>
+              </w:rPr>
+              <w:t xml:space="preserve">{% for q in </w:t>
+            </w:r>
+            <w:proofErr w:type="spellStart"/>
+            <w:r>
+              <w:rPr>
+                <w:rFonts w:ascii="Verdana" w:eastAsia="Times New Roman" w:hAnsi="Verdana" w:cs="Times New Roman"/>
+                <w:lang w:val="en-IN"/>
+              </w:rPr>
+              <w:t>section.questions</w:t>
+            </w:r>
+            <w:proofErr w:type="spellEnd"/>
+            <w:r>
+              <w:rPr>
+                <w:rFonts w:ascii="Verdana" w:eastAsia="Times New Roman" w:hAnsi="Verdana" w:cs="Times New Roman"/>
+                <w:lang w:val="en-IN"/>
+              </w:rPr>
+              <w:t xml:space="preserve"> %}</w:t>
+            </w:r>
+          </w:p>
+          <w:p>
+            <w:pPr>
+              <w:tabs>
+                <w:tab w:val="left" w:pos="0"/>
+              </w:tabs>
+              <w:spacing w:after="0" w:line="240" w:lineRule="auto"/>
+              <w:jc w:val="both"/>
+              <w:rPr>
+                <w:rFonts w:ascii="Verdana" w:eastAsia="Times New Roman" w:hAnsi="Verdana" w:cs="Times New Roman"/>
+                <w:lang w:val="en-IN"/>
+              </w:rPr>
+            </w:pPr>
+            <w:r>
+              <w:rPr>
+                <w:rFonts w:ascii="Verdana" w:eastAsia="Times New Roman" w:hAnsi="Verdana" w:cs="Times New Roman"/>
+                <w:lang w:val="en-IN"/>
+              </w:rPr>
+              <w:t xml:space="preserve">{{ </w:t>
+            </w:r>
+            <w:proofErr w:type="spellStart"/>
+            <w:r>
+              <w:rPr>
+                <w:rFonts w:ascii="Verdana" w:eastAsia="Times New Roman" w:hAnsi="Verdana" w:cs="Times New Roman"/>
+                <w:lang w:val="en-IN"/>
+              </w:rPr>
+              <w:t>q.auditor_comment</w:t>
+            </w:r>
+            <w:proofErr w:type="spellEnd"/>
+            <w:r>
+              <w:rPr>
+                <w:rFonts w:ascii="Verdana" w:eastAsia="Times New Roman" w:hAnsi="Verdana" w:cs="Times New Roman"/>
+                <w:lang w:val="en-IN"/>
+              </w:rPr>
+              <w:t xml:space="preserve"> }}</w:t>
+            </w:r>
+          </w:p>
+          <w:p>
+            <w:pPr>
+              <w:tabs>
+                <w:tab w:val="left" w:pos="0"/>
+              </w:tabs>
+              <w:spacing w:after="0" w:line="240" w:lineRule="auto"/>
+              <w:jc w:val="both"/>
+              <w:rPr>
+                <w:rFonts w:ascii="Verdana" w:eastAsia="Times New Roman" w:hAnsi="Verdana" w:cs="Times New Roman"/>
+              </w:rPr>
+            </w:pPr>
+            <w:r>
+              <w:rPr>
+                <w:rFonts w:ascii="Verdana" w:eastAsia="Times New Roman" w:hAnsi="Verdana" w:cs="Times New Roman"/>
+                <w:lang w:val="en-IN"/>
+              </w:rPr>
+              <w:br/>
+            </w:r>
+            <w:r>
+              <w:rPr>
+                <w:rFonts w:ascii="Verdana" w:eastAsia="Times New Roman" w:hAnsi="Verdana" w:cs="Times New Roman"/>
+                <w:lang w:val="en-IN"/>
+              </w:rPr>
+              <w:t xml:space="preserve">{% </w:t>
+            </w:r>
+            <w:proofErr w:type="spellStart"/>
+            <w:r>
+              <w:rPr>
+                <w:rFonts w:ascii="Verdana" w:eastAsia="Times New Roman" w:hAnsi="Verdana" w:cs="Times New Roman"/>
+                <w:lang w:val="en-IN"/>
+              </w:rPr>
+              <w:t>endfor</w:t>
+            </w:r>
+            <w:proofErr w:type="spellEnd"/>
+            <w:r>
+              <w:rPr>
+                <w:rFonts w:ascii="Verdana" w:eastAsia="Times New Roman" w:hAnsi="Verdana" w:cs="Times New Roman"/>
+                <w:lang w:val="en-IN"/>
+              </w:rPr>
+              <w:t xml:space="preserve"> %}</w:t>
+            </w:r>
+            <w:r>
+              <w:rPr>
+                <w:rFonts w:ascii="Verdana" w:eastAsia="Times New Roman" w:hAnsi="Verdana" w:cs="Times New Roman"/>
+              </w:rPr>
+              <w:br/>
+            </w:r>
+            <w:r>
+              <w:rPr>
+                <w:rFonts w:ascii="Verdana" w:eastAsia="Times New Roman" w:hAnsi="Verdana" w:cs="Times New Roman"/>
+              </w:rPr>
+              <w:br/>
+            </w:r>
+          </w:p>
+        </w:tc>
+        <w:tc>
+          <w:tcPr>
+            <w:tcW w:w="1937" w:type="dxa"/>
+            <w:tcBorders>
+              <w:top w:val="single" w:sz="2" w:space="0" w:color="000000"/>
+              <w:left w:val="single" w:sz="6" w:space="0" w:color="000000"/>
+              <w:bottom w:val="single" w:sz="4" w:space="0" w:color="auto"/>
+              <w:right w:val="single" w:sz="6" w:space="0" w:color="000000"/>
+            </w:tcBorders>
+            <w:shd w:val="clear" w:color="auto" w:fill="B8CCE4" w:themeFill="accent1" w:themeFillTint="66"/>
+          </w:tcPr>
+          <w:p>
+            <w:pPr>
+              <w:tabs>
+                <w:tab w:val="left" w:pos="0"/>
+              </w:tabs>
+              <w:spacing w:after="0" w:line="240" w:lineRule="auto"/>
+              <w:jc w:val="both"/>
+              <w:rPr>
+                <w:rFonts w:ascii="Verdana" w:eastAsia="Times New Roman" w:hAnsi="Verdana" w:cs="Times New Roman"/>
+                <w:lang w:val="en-IN"/>
+              </w:rPr>
+            </w:pPr>
+            <w:r>
+              <w:rPr>
+                <w:rFonts w:ascii="Verdana" w:eastAsia="Times New Roman" w:hAnsi="Verdana" w:cs="Times New Roman"/>
+                <w:lang w:val="en-IN"/>
+              </w:rPr>
+              <w:t xml:space="preserve">{% for q in </w:t>
+            </w:r>
+            <w:proofErr w:type="spellStart"/>
+            <w:r>
+              <w:rPr>
+                <w:rFonts w:ascii="Verdana" w:eastAsia="Times New Roman" w:hAnsi="Verdana" w:cs="Times New Roman"/>
+                <w:lang w:val="en-IN"/>
+              </w:rPr>
+              <w:t>section.questions</w:t>
+            </w:r>
+            <w:proofErr w:type="spellEnd"/>
+            <w:r>
+              <w:rPr>
+                <w:rFonts w:ascii="Verdana" w:eastAsia="Times New Roman" w:hAnsi="Verdana" w:cs="Times New Roman"/>
+                <w:lang w:val="en-IN"/>
+              </w:rPr>
+              <w:t xml:space="preserve"> %}</w:t>
+            </w:r>
+            <w:r>
+              <w:rPr>
+                <w:rFonts w:ascii="Verdana" w:eastAsia="Times New Roman" w:hAnsi="Verdana" w:cs="Times New Roman"/>
+                <w:lang w:val="en-IN"/>
+              </w:rPr>
+              <w:br/>
+            </w:r>
+            <w:r>
+              <w:rPr>
+                <w:rFonts w:ascii="Verdana" w:eastAsia="Times New Roman" w:hAnsi="Verdana" w:cs="Times New Roman"/>
+                <w:lang w:val="en-IN"/>
+              </w:rPr>
+              <w:t xml:space="preserve">{{ </w:t>
+            </w:r>
+            <w:proofErr w:type="spellStart"/>
+            <w:r>
+              <w:rPr>
+                <w:rFonts w:ascii="Verdana" w:eastAsia="Times New Roman" w:hAnsi="Verdana" w:cs="Times New Roman"/>
+                <w:lang w:val="en-IN"/>
+              </w:rPr>
+              <w:t>q.branch_reply</w:t>
+            </w:r>
+            <w:proofErr w:type="spellEnd"/>
+            <w:r>
+              <w:rPr>
+                <w:rFonts w:ascii="Verdana" w:eastAsia="Times New Roman" w:hAnsi="Verdana" w:cs="Times New Roman"/>
+                <w:lang w:val="en-IN"/>
+              </w:rPr>
+              <w:t xml:space="preserve"> }}</w:t>
+            </w:r>
+          </w:p>
+          <w:p>
+            <w:pPr>
+              <w:tabs>
+                <w:tab w:val="left" w:pos="0"/>
+              </w:tabs>
+              <w:spacing w:after="0" w:line="240" w:lineRule="auto"/>
+              <w:jc w:val="both"/>
+              <w:rPr>
+                <w:rFonts w:ascii="Verdana" w:eastAsia="Times New Roman" w:hAnsi="Verdana" w:cs="Times New Roman"/>
+              </w:rPr>
+            </w:pPr>
+            <w:r>
+              <w:rPr>
+                <w:rFonts w:ascii="Verdana" w:eastAsia="Times New Roman" w:hAnsi="Verdana" w:cs="Times New Roman"/>
+                <w:lang w:val="en-IN"/>
+              </w:rPr>
+              <w:t xml:space="preserve">{% </w:t>
+            </w:r>
+            <w:proofErr w:type="spellStart"/>
+            <w:r>
+              <w:rPr>
+                <w:rFonts w:ascii="Verdana" w:eastAsia="Times New Roman" w:hAnsi="Verdana" w:cs="Times New Roman"/>
+                <w:lang w:val="en-IN"/>
+              </w:rPr>
+              <w:t>endfor</w:t>
+            </w:r>
+            <w:proofErr w:type="spellEnd"/>
+            <w:r>
+              <w:rPr>
+                <w:rFonts w:ascii="Verdana" w:eastAsia="Times New Roman" w:hAnsi="Verdana" w:cs="Times New Roman"/>
+                <w:lang w:val="en-IN"/>
+              </w:rPr>
+              <w:t xml:space="preserve"> %}</w:t>
+            </w:r>
+          </w:p>
+        </w:tc>
+      </w:tr>
+    </w:tbl>
+    <w:p>
+      <w:pPr>
+        <w:rPr>
+          <w:rFonts w:ascii="Verdana" w:hAnsi="Verdana" w:cs="Arial"/>
+          <w:b/>
+          <w:u w:val="single"/>
+        </w:rPr>
+      </w:pPr>
+      <w:r>
+        <w:rPr>
+          <w:rFonts w:ascii="Verdana" w:eastAsia="Times New Roman" w:hAnsi="Verdana" w:cs="Times New Roman"/>
+        </w:rPr>
+        <w:br/>
+        <w:t xml:space="preserve">{% </w:t>
+      </w:r>
+      <w:proofErr w:type="spellStart"/>
+      <w:r>
+        <w:rPr>
+          <w:rFonts w:ascii="Verdana" w:eastAsia="Times New Roman" w:hAnsi="Verdana" w:cs="Times New Roman"/>
+        </w:rPr>
+        <w:t>endfor</w:t>
+      </w:r>
+      <w:proofErr w:type="spellEnd"/>
+      <w:r>
+        <w:rPr>
+          <w:rFonts w:ascii="Verdana" w:eastAsia="Times New Roman" w:hAnsi="Verdana" w:cs="Times New Roman"/>
+        </w:rPr>
+        <w:t xml:space="preserve"> %}</w:t>
+      </w:r>
+      <w:r>
+        <w:rPr>
+          <w:rFonts w:ascii="Verdana" w:eastAsia="Times New Roman" w:hAnsi="Verdana" w:cs="Times New Roman"/>
+        </w:rPr>
+        <w:br/>
+      </w:r>
     </w:p>
     <w:sectPr>
       <w:headerReference w:type="default" r:id="rId8"/>
@@ -12507,6 +13517,7 @@
       </w:rPr>
       <w:t xml:space="preserve"> </w:t>
     </w:r>
+    <w:proofErr w:type="spellStart"/>
     <w:r>
       <w:rPr>
         <w:rFonts w:asciiTheme="minorHAnsi" w:eastAsia="Arial Unicode MS" w:hAnsiTheme="minorHAnsi" w:cs="Arial Unicode MS"/>
@@ -12515,6 +13526,7 @@
       </w:rPr>
       <w:t>Nagrik</w:t>
     </w:r>
+    <w:proofErr w:type="spellEnd"/>
     <w:r>
       <w:rPr>
         <w:rFonts w:asciiTheme="minorHAnsi" w:eastAsia="Arial Unicode MS" w:hAnsiTheme="minorHAnsi" w:cs="Arial Unicode MS"/>
@@ -12648,7 +13660,25 @@
         <w:sz w:val="24"/>
         <w:szCs w:val="24"/>
       </w:rPr>
-      <w:t>{{period_start}}</w:t>
+      <w:t>{{</w:t>
+    </w:r>
+    <w:proofErr w:type="spellStart"/>
+    <w:r>
+      <w:rPr>
+        <w:rFonts w:asciiTheme="minorHAnsi" w:eastAsia="Arial Unicode MS" w:hAnsiTheme="minorHAnsi" w:cs="Arial Unicode MS"/>
+        <w:sz w:val="24"/>
+        <w:szCs w:val="24"/>
+      </w:rPr>
+      <w:t>period_start</w:t>
+    </w:r>
+    <w:proofErr w:type="spellEnd"/>
+    <w:r>
+      <w:rPr>
+        <w:rFonts w:asciiTheme="minorHAnsi" w:eastAsia="Arial Unicode MS" w:hAnsiTheme="minorHAnsi" w:cs="Arial Unicode MS"/>
+        <w:sz w:val="24"/>
+        <w:szCs w:val="24"/>
+      </w:rPr>
+      <w:t>}}</w:t>
     </w:r>
     <w:r>
       <w:rPr>
@@ -12672,7 +13702,25 @@
         <w:sz w:val="24"/>
         <w:szCs w:val="24"/>
       </w:rPr>
-      <w:t>{{period_end}}</w:t>
+      <w:t>{{</w:t>
+    </w:r>
+    <w:proofErr w:type="spellStart"/>
+    <w:r>
+      <w:rPr>
+        <w:rFonts w:asciiTheme="minorHAnsi" w:eastAsia="Arial Unicode MS" w:hAnsiTheme="minorHAnsi" w:cs="Arial Unicode MS"/>
+        <w:sz w:val="24"/>
+        <w:szCs w:val="24"/>
+      </w:rPr>
+      <w:t>period_end</w:t>
+    </w:r>
+    <w:proofErr w:type="spellEnd"/>
+    <w:r>
+      <w:rPr>
+        <w:rFonts w:asciiTheme="minorHAnsi" w:eastAsia="Arial Unicode MS" w:hAnsiTheme="minorHAnsi" w:cs="Arial Unicode MS"/>
+        <w:sz w:val="24"/>
+        <w:szCs w:val="24"/>
+      </w:rPr>
+      <w:t>}}</w:t>
     </w:r>
   </w:p>
 </w:hdr>
@@ -14595,7 +15643,7 @@
   <w:style w:type="paragraph" w:default="1" w:styleId="Normal">
     <w:name w:val="Normal"/>
     <w:qFormat/>
-    <w:rsid w:val="00B33FF9"/>
+    <w:rsid w:val="003625C5"/>
     <w:rPr>
       <w:rFonts w:eastAsiaTheme="minorEastAsia"/>
       <w:lang w:val="en-US"/>

--- a/templates/UPDATED_MNSB_TEMPLATE_DYNAMIC.docx
+++ b/templates/UPDATED_MNSB_TEMPLATE_DYNAMIC.docx
@@ -1300,7 +1300,21 @@
               <w:rPr>
                 <w:rFonts w:ascii="Verdana" w:hAnsi="Verdana" w:cs="Arial"/>
               </w:rPr>
-              <w:t>Yes, We have verified Balance of cash balance stated as below and found that same are tallied with General Ledger.</w:t>
+              <w:t xml:space="preserve">Yes, </w:t>
+            </w:r>
+            <w:proofErr w:type="gramStart"/>
+            <w:r>
+              <w:rPr>
+                <w:rFonts w:ascii="Verdana" w:hAnsi="Verdana" w:cs="Arial"/>
+              </w:rPr>
+              <w:t>We</w:t>
+            </w:r>
+            <w:proofErr w:type="gramEnd"/>
+            <w:r>
+              <w:rPr>
+                <w:rFonts w:ascii="Verdana" w:hAnsi="Verdana" w:cs="Arial"/>
+              </w:rPr>
+              <w:t xml:space="preserve"> have verified Balance of cash balance stated as below and found that same are tallied with General Ledger.</w:t>
             </w:r>
           </w:p>
           <w:p>
@@ -1356,7 +1370,21 @@
               <w:rPr>
                 <w:rFonts w:ascii="Verdana" w:hAnsi="Verdana" w:cs="Arial"/>
               </w:rPr>
-              <w:t>Closing Cash Balance: Rs.{{</w:t>
+              <w:t xml:space="preserve">Closing Cash Balance: </w:t>
+            </w:r>
+            <w:proofErr w:type="gramStart"/>
+            <w:r>
+              <w:rPr>
+                <w:rFonts w:ascii="Verdana" w:hAnsi="Verdana" w:cs="Arial"/>
+              </w:rPr>
+              <w:t>Rs.{</w:t>
+            </w:r>
+            <w:proofErr w:type="gramEnd"/>
+            <w:r>
+              <w:rPr>
+                <w:rFonts w:ascii="Verdana" w:hAnsi="Verdana" w:cs="Arial"/>
+              </w:rPr>
+              <w:t>{</w:t>
             </w:r>
             <w:proofErr w:type="spellStart"/>
             <w:r>
@@ -2829,11 +2857,19 @@
               </w:rPr>
               <w:t xml:space="preserve">Yes, </w:t>
             </w:r>
+            <w:proofErr w:type="gramStart"/>
             <w:r>
               <w:rPr>
                 <w:rFonts w:ascii="Verdana" w:hAnsi="Verdana" w:cs="Arial"/>
               </w:rPr>
-              <w:t>We have verified Closing Balance of all kinds of deposits &amp; advances as at the end of month and found that the same are tallied with General Ledger.</w:t>
+              <w:t>We</w:t>
+            </w:r>
+            <w:proofErr w:type="gramEnd"/>
+            <w:r>
+              <w:rPr>
+                <w:rFonts w:ascii="Verdana" w:hAnsi="Verdana" w:cs="Arial"/>
+              </w:rPr>
+              <w:t xml:space="preserve"> have verified Closing Balance of all kinds of deposits &amp; advances as at the end of month and found that the same are tallied with General Ledger.</w:t>
             </w:r>
           </w:p>
         </w:tc>
@@ -3630,7 +3666,21 @@
               <w:rPr>
                 <w:rFonts w:ascii="Verdana" w:hAnsi="Verdana" w:cs="Arial"/>
               </w:rPr>
-              <w:t>There are no outstanding entries older than 3 month at the end of the month hence we have no remarks to offer.</w:t>
+              <w:t xml:space="preserve">There are no outstanding entries older than 3 </w:t>
+            </w:r>
+            <w:proofErr w:type="gramStart"/>
+            <w:r>
+              <w:rPr>
+                <w:rFonts w:ascii="Verdana" w:hAnsi="Verdana" w:cs="Arial"/>
+              </w:rPr>
+              <w:t>month</w:t>
+            </w:r>
+            <w:proofErr w:type="gramEnd"/>
+            <w:r>
+              <w:rPr>
+                <w:rFonts w:ascii="Verdana" w:hAnsi="Verdana" w:cs="Arial"/>
+              </w:rPr>
+              <w:t xml:space="preserve"> at the end of the month hence we have no remarks to offer.</w:t>
             </w:r>
           </w:p>
         </w:tc>
@@ -4208,8 +4258,16 @@
               <w:rPr>
                 <w:rFonts w:ascii="Verdana" w:hAnsi="Verdana"/>
               </w:rPr>
-              <w:t>Whether High Value transactions are authorized by manager/ officer ?</w:t>
-            </w:r>
+              <w:t xml:space="preserve">Whether High Value transactions are authorized by manager/ </w:t>
+            </w:r>
+            <w:proofErr w:type="gramStart"/>
+            <w:r>
+              <w:rPr>
+                <w:rFonts w:ascii="Verdana" w:hAnsi="Verdana"/>
+              </w:rPr>
+              <w:t>officer ?</w:t>
+            </w:r>
+            <w:proofErr w:type="gramEnd"/>
           </w:p>
         </w:tc>
         <w:tc>
@@ -4582,11 +4640,19 @@
               </w:rPr>
               <w:t xml:space="preserve">Yes, </w:t>
             </w:r>
+            <w:proofErr w:type="gramStart"/>
             <w:r>
               <w:rPr>
                 <w:rFonts w:ascii="Verdana" w:hAnsi="Verdana" w:cs="Arial"/>
               </w:rPr>
-              <w:t>We have verified the rates offered to depositors on random basis and found the same are in order.</w:t>
+              <w:t>We</w:t>
+            </w:r>
+            <w:proofErr w:type="gramEnd"/>
+            <w:r>
+              <w:rPr>
+                <w:rFonts w:ascii="Verdana" w:hAnsi="Verdana" w:cs="Arial"/>
+              </w:rPr>
+              <w:t xml:space="preserve"> have verified the rates offered to depositors on random basis and found the same are in order.</w:t>
             </w:r>
           </w:p>
         </w:tc>
@@ -4706,11 +4772,19 @@
               </w:rPr>
               <w:t xml:space="preserve">Yes, </w:t>
             </w:r>
+            <w:proofErr w:type="gramStart"/>
             <w:r>
               <w:rPr>
                 <w:rFonts w:ascii="Verdana" w:hAnsi="Verdana" w:cs="Arial"/>
               </w:rPr>
-              <w:t xml:space="preserve">We have verified the rates offered to depositors </w:t>
+              <w:t>We</w:t>
+            </w:r>
+            <w:proofErr w:type="gramEnd"/>
+            <w:r>
+              <w:rPr>
+                <w:rFonts w:ascii="Verdana" w:hAnsi="Verdana" w:cs="Arial"/>
+              </w:rPr>
+              <w:t xml:space="preserve"> have verified the rates offered to depositors </w:t>
             </w:r>
             <w:r>
               <w:rPr>
@@ -4848,11 +4922,19 @@
               </w:rPr>
               <w:t xml:space="preserve"> </w:t>
             </w:r>
+            <w:proofErr w:type="gramStart"/>
             <w:r>
               <w:rPr>
                 <w:rFonts w:ascii="Verdana" w:eastAsia="Calibri" w:hAnsi="Verdana"/>
               </w:rPr>
-              <w:t>We have verified all account opening forms during month under audit and irregularities observed are resolved at time of audit by branch officer.</w:t>
+              <w:t>We</w:t>
+            </w:r>
+            <w:proofErr w:type="gramEnd"/>
+            <w:r>
+              <w:rPr>
+                <w:rFonts w:ascii="Verdana" w:eastAsia="Calibri" w:hAnsi="Verdana"/>
+              </w:rPr>
+              <w:t xml:space="preserve"> have verified all account opening forms during month under audit and irregularities observed are resolved at time of audit by branch officer.</w:t>
             </w:r>
           </w:p>
           <w:p>
@@ -5221,7 +5303,21 @@
               <w:rPr>
                 <w:rFonts w:ascii="Verdana" w:eastAsia="Calibri" w:hAnsi="Verdana" w:cs="Calibri"/>
               </w:rPr>
-              <w:t>Yes, Staff member mentions time of joining the duty and signs in muster. However at time of leaving the duty they do not mention the time of leaving.</w:t>
+              <w:t xml:space="preserve">Yes, Staff member mentions time of joining the duty and signs in muster. </w:t>
+            </w:r>
+            <w:proofErr w:type="gramStart"/>
+            <w:r>
+              <w:rPr>
+                <w:rFonts w:ascii="Verdana" w:eastAsia="Calibri" w:hAnsi="Verdana" w:cs="Calibri"/>
+              </w:rPr>
+              <w:t>However</w:t>
+            </w:r>
+            <w:proofErr w:type="gramEnd"/>
+            <w:r>
+              <w:rPr>
+                <w:rFonts w:ascii="Verdana" w:eastAsia="Calibri" w:hAnsi="Verdana" w:cs="Calibri"/>
+              </w:rPr>
+              <w:t xml:space="preserve"> at time of leaving the duty they do not mention the time of leaving.</w:t>
             </w:r>
           </w:p>
         </w:tc>
@@ -5435,8 +5531,16 @@
               <w:rPr>
                 <w:rFonts w:ascii="Verdana" w:hAnsi="Verdana"/>
               </w:rPr>
-              <w:t>Whether Key register is properly maintained by branch ?</w:t>
-            </w:r>
+              <w:t xml:space="preserve">Whether Key register is properly maintained by </w:t>
+            </w:r>
+            <w:proofErr w:type="gramStart"/>
+            <w:r>
+              <w:rPr>
+                <w:rFonts w:ascii="Verdana" w:hAnsi="Verdana"/>
+              </w:rPr>
+              <w:t>branch ?</w:t>
+            </w:r>
+            <w:proofErr w:type="gramEnd"/>
           </w:p>
         </w:tc>
         <w:tc>
@@ -6340,7 +6444,21 @@
               <w:rPr>
                 <w:rFonts w:ascii="Verdana" w:eastAsia="Calibri" w:hAnsi="Verdana" w:cs="Calibri"/>
               </w:rPr>
-              <w:t>No, As informed to us back up is taken by Head Office.</w:t>
+              <w:t xml:space="preserve">No, </w:t>
+            </w:r>
+            <w:proofErr w:type="gramStart"/>
+            <w:r>
+              <w:rPr>
+                <w:rFonts w:ascii="Verdana" w:eastAsia="Calibri" w:hAnsi="Verdana" w:cs="Calibri"/>
+              </w:rPr>
+              <w:t>As</w:t>
+            </w:r>
+            <w:proofErr w:type="gramEnd"/>
+            <w:r>
+              <w:rPr>
+                <w:rFonts w:ascii="Verdana" w:eastAsia="Calibri" w:hAnsi="Verdana" w:cs="Calibri"/>
+              </w:rPr>
+              <w:t xml:space="preserve"> informed to us back up is taken by Head Office.</w:t>
             </w:r>
           </w:p>
         </w:tc>
@@ -6427,7 +6545,21 @@
               <w:rPr>
                 <w:rFonts w:ascii="Verdana" w:hAnsi="Verdana"/>
               </w:rPr>
-              <w:t>Whether branch has recover various charges as per H.O. Circular?</w:t>
+              <w:t xml:space="preserve">Whether branch has </w:t>
+            </w:r>
+            <w:proofErr w:type="gramStart"/>
+            <w:r>
+              <w:rPr>
+                <w:rFonts w:ascii="Verdana" w:hAnsi="Verdana"/>
+              </w:rPr>
+              <w:t>recover</w:t>
+            </w:r>
+            <w:proofErr w:type="gramEnd"/>
+            <w:r>
+              <w:rPr>
+                <w:rFonts w:ascii="Verdana" w:hAnsi="Verdana"/>
+              </w:rPr>
+              <w:t xml:space="preserve"> various charges as per H.O. Circular?</w:t>
             </w:r>
             <w:r>
               <w:rPr>
@@ -6470,7 +6602,21 @@
               <w:rPr>
                 <w:rFonts w:ascii="Verdana" w:eastAsia="Calibri" w:hAnsi="Verdana" w:cs="Calibri"/>
               </w:rPr>
-              <w:t>Yes, We have verified it on random basis and no discrepancy has been observed.</w:t>
+              <w:t xml:space="preserve">Yes, </w:t>
+            </w:r>
+            <w:proofErr w:type="gramStart"/>
+            <w:r>
+              <w:rPr>
+                <w:rFonts w:ascii="Verdana" w:eastAsia="Calibri" w:hAnsi="Verdana" w:cs="Calibri"/>
+              </w:rPr>
+              <w:t>We</w:t>
+            </w:r>
+            <w:proofErr w:type="gramEnd"/>
+            <w:r>
+              <w:rPr>
+                <w:rFonts w:ascii="Verdana" w:eastAsia="Calibri" w:hAnsi="Verdana" w:cs="Calibri"/>
+              </w:rPr>
+              <w:t xml:space="preserve"> have verified it on random basis and no discrepancy has been observed.</w:t>
             </w:r>
           </w:p>
         </w:tc>
@@ -6963,11 +7109,19 @@
               </w:rPr>
               <w:t xml:space="preserve">Yes, </w:t>
             </w:r>
+            <w:proofErr w:type="gramStart"/>
             <w:r>
               <w:rPr>
                 <w:rFonts w:ascii="Verdana" w:eastAsia="Times New Roman" w:hAnsi="Verdana" w:cs="Times New Roman"/>
               </w:rPr>
-              <w:t>We have observed that rate of interest and tenure is as per terms of sanction.</w:t>
+              <w:t>We</w:t>
+            </w:r>
+            <w:proofErr w:type="gramEnd"/>
+            <w:r>
+              <w:rPr>
+                <w:rFonts w:ascii="Verdana" w:eastAsia="Times New Roman" w:hAnsi="Verdana" w:cs="Times New Roman"/>
+              </w:rPr>
+              <w:t xml:space="preserve"> have observed that rate of interest and tenure is as per terms of sanction.</w:t>
             </w:r>
           </w:p>
         </w:tc>
@@ -7336,12 +7490,17 @@
             <w:vAlign w:val="center"/>
           </w:tcPr>
           <w:p>
+            <w:proofErr w:type="gramStart"/>
             <w:r>
               <w:t xml:space="preserve">{{ </w:t>
             </w:r>
             <w:proofErr w:type="spellStart"/>
             <w:r>
-              <w:t>comment_default_nil</w:t>
+              <w:t>comment</w:t>
+            </w:r>
+            <w:proofErr w:type="gramEnd"/>
+            <w:r>
+              <w:t>_default_nil</w:t>
             </w:r>
             <w:proofErr w:type="spellEnd"/>
             <w:r>
@@ -7462,12 +7621,17 @@
             </w:tcMar>
           </w:tcPr>
           <w:p>
+            <w:proofErr w:type="gramStart"/>
             <w:r>
               <w:t xml:space="preserve">{{ </w:t>
             </w:r>
             <w:proofErr w:type="spellStart"/>
             <w:r>
-              <w:t>comment_insurance</w:t>
+              <w:t>comment</w:t>
+            </w:r>
+            <w:proofErr w:type="gramEnd"/>
+            <w:r>
+              <w:t>_insurance</w:t>
             </w:r>
             <w:proofErr w:type="spellEnd"/>
             <w:r>
@@ -7580,12 +7744,17 @@
             </w:tcMar>
           </w:tcPr>
           <w:p>
+            <w:proofErr w:type="gramStart"/>
             <w:r>
               <w:t xml:space="preserve">{{ </w:t>
             </w:r>
             <w:proofErr w:type="spellStart"/>
             <w:r>
-              <w:t>comment_cash_credit</w:t>
+              <w:t>comment</w:t>
+            </w:r>
+            <w:proofErr w:type="gramEnd"/>
+            <w:r>
+              <w:t>_cash_credit</w:t>
             </w:r>
             <w:proofErr w:type="spellEnd"/>
             <w:r>
@@ -7677,7 +7846,21 @@
               <w:rPr>
                 <w:rFonts w:ascii="Verdana" w:eastAsia="Verdana" w:hAnsi="Verdana" w:cs="Verdana"/>
               </w:rPr>
-              <w:t>Give details of accounts where drawn in excess of sanctioned limit / drawing power.</w:t>
+              <w:t xml:space="preserve">Give details of accounts </w:t>
+            </w:r>
+            <w:proofErr w:type="gramStart"/>
+            <w:r>
+              <w:rPr>
+                <w:rFonts w:ascii="Verdana" w:eastAsia="Verdana" w:hAnsi="Verdana" w:cs="Verdana"/>
+              </w:rPr>
+              <w:t>where</w:t>
+            </w:r>
+            <w:proofErr w:type="gramEnd"/>
+            <w:r>
+              <w:rPr>
+                <w:rFonts w:ascii="Verdana" w:eastAsia="Verdana" w:hAnsi="Verdana" w:cs="Verdana"/>
+              </w:rPr>
+              <w:t xml:space="preserve"> drawn in excess of sanctioned limit / drawing power.</w:t>
             </w:r>
           </w:p>
           <w:p>
@@ -7706,12 +7889,17 @@
             </w:tcMar>
           </w:tcPr>
           <w:p>
+            <w:proofErr w:type="gramStart"/>
             <w:r>
               <w:t xml:space="preserve">{{ </w:t>
             </w:r>
             <w:proofErr w:type="spellStart"/>
             <w:r>
-              <w:t>comment_default_nil</w:t>
+              <w:t>comment</w:t>
+            </w:r>
+            <w:proofErr w:type="gramEnd"/>
+            <w:r>
+              <w:t>_default_nil</w:t>
             </w:r>
             <w:proofErr w:type="spellEnd"/>
             <w:r>
@@ -7833,7 +8021,21 @@
               <w:rPr>
                 <w:rFonts w:ascii="Verdana" w:eastAsia="Calibri" w:hAnsi="Verdana" w:cs="Calibri"/>
               </w:rPr>
-              <w:t>No, As informed by the manager no overdraft has been sanctioned in the current account during month under audit.</w:t>
+              <w:t xml:space="preserve">No, </w:t>
+            </w:r>
+            <w:proofErr w:type="gramStart"/>
+            <w:r>
+              <w:rPr>
+                <w:rFonts w:ascii="Verdana" w:eastAsia="Calibri" w:hAnsi="Verdana" w:cs="Calibri"/>
+              </w:rPr>
+              <w:t>As</w:t>
+            </w:r>
+            <w:proofErr w:type="gramEnd"/>
+            <w:r>
+              <w:rPr>
+                <w:rFonts w:ascii="Verdana" w:eastAsia="Calibri" w:hAnsi="Verdana" w:cs="Calibri"/>
+              </w:rPr>
+              <w:t xml:space="preserve"> informed by the manager no overdraft has been sanctioned in the current account during month under audit.</w:t>
             </w:r>
           </w:p>
         </w:tc>
@@ -7922,8 +8124,30 @@
               <w:rPr>
                 <w:rFonts w:ascii="Verdana" w:hAnsi="Verdana"/>
               </w:rPr>
-              <w:t>Whether Bills Purchase Register , bill Discount Register, Letter of Credit Register, Bank Guarantee register is maintained by branch and updated on daily basis ?</w:t>
-            </w:r>
+              <w:t xml:space="preserve">Whether Bills Purchase </w:t>
+            </w:r>
+            <w:proofErr w:type="gramStart"/>
+            <w:r>
+              <w:rPr>
+                <w:rFonts w:ascii="Verdana" w:hAnsi="Verdana"/>
+              </w:rPr>
+              <w:t>Register ,</w:t>
+            </w:r>
+            <w:proofErr w:type="gramEnd"/>
+            <w:r>
+              <w:rPr>
+                <w:rFonts w:ascii="Verdana" w:hAnsi="Verdana"/>
+              </w:rPr>
+              <w:t xml:space="preserve"> bill Discount Register, Letter of Credit Register, Bank Guarantee register is maintained by branch and updated on daily </w:t>
+            </w:r>
+            <w:proofErr w:type="gramStart"/>
+            <w:r>
+              <w:rPr>
+                <w:rFonts w:ascii="Verdana" w:hAnsi="Verdana"/>
+              </w:rPr>
+              <w:t>basis ?</w:t>
+            </w:r>
+            <w:proofErr w:type="gramEnd"/>
           </w:p>
         </w:tc>
         <w:tc>
@@ -7942,12 +8166,17 @@
             </w:tcMar>
           </w:tcPr>
           <w:p>
+            <w:proofErr w:type="gramStart"/>
             <w:r>
               <w:t xml:space="preserve">{{ </w:t>
             </w:r>
             <w:proofErr w:type="spellStart"/>
             <w:r>
-              <w:t>comment_bills_register</w:t>
+              <w:t>comment</w:t>
+            </w:r>
+            <w:proofErr w:type="gramEnd"/>
+            <w:r>
+              <w:t>_bills_register</w:t>
             </w:r>
             <w:proofErr w:type="spellEnd"/>
             <w:r>
@@ -8064,12 +8293,17 @@
             <w:vAlign w:val="center"/>
           </w:tcPr>
           <w:p>
+            <w:proofErr w:type="gramStart"/>
             <w:r>
               <w:t xml:space="preserve">{{ </w:t>
             </w:r>
             <w:proofErr w:type="spellStart"/>
             <w:r>
-              <w:t>comment_overdue</w:t>
+              <w:t>comment</w:t>
+            </w:r>
+            <w:proofErr w:type="gramEnd"/>
+            <w:r>
+              <w:t>_overdue</w:t>
             </w:r>
             <w:proofErr w:type="spellEnd"/>
             <w:r>
@@ -8992,8 +9226,16 @@
               <w:rPr>
                 <w:rFonts w:ascii="Verdana" w:hAnsi="Verdana"/>
               </w:rPr>
-              <w:t>Whether Expenses incurred at branch are approved by delegated authority as per H.O. guidelines ?</w:t>
-            </w:r>
+              <w:t xml:space="preserve">Whether Expenses incurred at branch are approved by delegated authority as per H.O. </w:t>
+            </w:r>
+            <w:proofErr w:type="gramStart"/>
+            <w:r>
+              <w:rPr>
+                <w:rFonts w:ascii="Verdana" w:hAnsi="Verdana"/>
+              </w:rPr>
+              <w:t>guidelines ?</w:t>
+            </w:r>
+            <w:proofErr w:type="gramEnd"/>
           </w:p>
         </w:tc>
         <w:tc>
@@ -9111,8 +9353,30 @@
               <w:rPr>
                 <w:rFonts w:ascii="Verdana" w:hAnsi="Verdana"/>
               </w:rPr>
-              <w:t>Whether expenses incurred during the month are recorded properly as per it’s nature or not ?</w:t>
-            </w:r>
+              <w:t xml:space="preserve">Whether expenses incurred during the month are recorded properly as per </w:t>
+            </w:r>
+            <w:proofErr w:type="gramStart"/>
+            <w:r>
+              <w:rPr>
+                <w:rFonts w:ascii="Verdana" w:hAnsi="Verdana"/>
+              </w:rPr>
+              <w:t>it’s</w:t>
+            </w:r>
+            <w:proofErr w:type="gramEnd"/>
+            <w:r>
+              <w:rPr>
+                <w:rFonts w:ascii="Verdana" w:hAnsi="Verdana"/>
+              </w:rPr>
+              <w:t xml:space="preserve"> nature or </w:t>
+            </w:r>
+            <w:proofErr w:type="gramStart"/>
+            <w:r>
+              <w:rPr>
+                <w:rFonts w:ascii="Verdana" w:hAnsi="Verdana"/>
+              </w:rPr>
+              <w:t>not ?</w:t>
+            </w:r>
+            <w:proofErr w:type="gramEnd"/>
           </w:p>
         </w:tc>
         <w:tc>
@@ -9142,7 +9406,21 @@
               <w:rPr>
                 <w:rFonts w:ascii="Verdana" w:eastAsia="Calibri" w:hAnsi="Verdana" w:cs="Calibri"/>
               </w:rPr>
-              <w:t>Yes, We have verified expenses on random basis and found the same in order.</w:t>
+              <w:t xml:space="preserve">Yes, </w:t>
+            </w:r>
+            <w:proofErr w:type="gramStart"/>
+            <w:r>
+              <w:rPr>
+                <w:rFonts w:ascii="Verdana" w:eastAsia="Calibri" w:hAnsi="Verdana" w:cs="Calibri"/>
+              </w:rPr>
+              <w:t>We</w:t>
+            </w:r>
+            <w:proofErr w:type="gramEnd"/>
+            <w:r>
+              <w:rPr>
+                <w:rFonts w:ascii="Verdana" w:eastAsia="Calibri" w:hAnsi="Verdana" w:cs="Calibri"/>
+              </w:rPr>
+              <w:t xml:space="preserve"> have verified expenses on random basis and found the same in order.</w:t>
             </w:r>
           </w:p>
         </w:tc>
@@ -9228,8 +9506,16 @@
               <w:rPr>
                 <w:rFonts w:ascii="Verdana" w:hAnsi="Verdana"/>
               </w:rPr>
-              <w:t>Whether insurance of assets at branch are adequate and in force ?</w:t>
-            </w:r>
+              <w:t xml:space="preserve">Whether insurance of assets at branch are adequate and in </w:t>
+            </w:r>
+            <w:proofErr w:type="gramStart"/>
+            <w:r>
+              <w:rPr>
+                <w:rFonts w:ascii="Verdana" w:hAnsi="Verdana"/>
+              </w:rPr>
+              <w:t>force ?</w:t>
+            </w:r>
+            <w:proofErr w:type="gramEnd"/>
           </w:p>
         </w:tc>
         <w:tc>
@@ -9259,8 +9545,16 @@
               <w:rPr>
                 <w:rFonts w:ascii="Verdana" w:eastAsia="Calibri" w:hAnsi="Verdana" w:cs="Calibri"/>
               </w:rPr>
-              <w:t>It is been informed to us that insurance of branch assets is taken by H.O</w:t>
-            </w:r>
+              <w:t xml:space="preserve">It is been informed to us that insurance of branch assets is taken by </w:t>
+            </w:r>
+            <w:proofErr w:type="gramStart"/>
+            <w:r>
+              <w:rPr>
+                <w:rFonts w:ascii="Verdana" w:eastAsia="Calibri" w:hAnsi="Verdana" w:cs="Calibri"/>
+              </w:rPr>
+              <w:t>H.O</w:t>
+            </w:r>
+            <w:proofErr w:type="gramEnd"/>
           </w:p>
         </w:tc>
         <w:tc>
@@ -9345,7 +9639,21 @@
               <w:rPr>
                 <w:rFonts w:ascii="Verdana" w:hAnsi="Verdana"/>
               </w:rPr>
-              <w:t>Whether branch has installed complain box in branch premises ? Give Details of Pending complains at end of month.</w:t>
+              <w:t xml:space="preserve">Whether branch has installed complain box in branch </w:t>
+            </w:r>
+            <w:proofErr w:type="gramStart"/>
+            <w:r>
+              <w:rPr>
+                <w:rFonts w:ascii="Verdana" w:hAnsi="Verdana"/>
+              </w:rPr>
+              <w:t>premises ?</w:t>
+            </w:r>
+            <w:proofErr w:type="gramEnd"/>
+            <w:r>
+              <w:rPr>
+                <w:rFonts w:ascii="Verdana" w:hAnsi="Verdana"/>
+              </w:rPr>
+              <w:t xml:space="preserve"> Give Details of Pending complains at end of month.</w:t>
             </w:r>
           </w:p>
           <w:p>
@@ -9800,8 +10108,16 @@
               <w:rPr>
                 <w:rFonts w:ascii="Verdana" w:eastAsia="Bookman Old Style" w:hAnsi="Verdana" w:cs="Bookman Old Style"/>
               </w:rPr>
-              <w:t>Whether branch has installed Fire Extinguishers and are valid at the time of audit ?</w:t>
-            </w:r>
+              <w:t xml:space="preserve">Whether branch has installed Fire Extinguishers and are valid at the time of </w:t>
+            </w:r>
+            <w:proofErr w:type="gramStart"/>
+            <w:r>
+              <w:rPr>
+                <w:rFonts w:ascii="Verdana" w:eastAsia="Bookman Old Style" w:hAnsi="Verdana" w:cs="Bookman Old Style"/>
+              </w:rPr>
+              <w:t>audit ?</w:t>
+            </w:r>
+            <w:proofErr w:type="gramEnd"/>
           </w:p>
           <w:p>
             <w:pPr>
@@ -10075,8 +10391,16 @@
               <w:rPr>
                 <w:rFonts w:ascii="Verdana" w:eastAsia="Bookman Old Style" w:hAnsi="Verdana" w:cs="Bookman Old Style"/>
               </w:rPr>
-              <w:t>Whether branch has complied irregularities of last concurrent audit report ?</w:t>
-            </w:r>
+              <w:t xml:space="preserve">Whether branch has complied irregularities of last concurrent audit </w:t>
+            </w:r>
+            <w:proofErr w:type="gramStart"/>
+            <w:r>
+              <w:rPr>
+                <w:rFonts w:ascii="Verdana" w:eastAsia="Bookman Old Style" w:hAnsi="Verdana" w:cs="Bookman Old Style"/>
+              </w:rPr>
+              <w:t>report ?</w:t>
+            </w:r>
+            <w:proofErr w:type="gramEnd"/>
           </w:p>
           <w:p>
             <w:pPr>
@@ -10232,15 +10556,31 @@
           </w:tcPr>
           <w:p>
             <w:r>
-              <w:t xml:space="preserve">During the month under audit branch has recovered {{ </w:t>
+              <w:t xml:space="preserve">During the month under audit branch has recovered </w:t>
+            </w:r>
+            <w:proofErr w:type="gramStart"/>
+            <w:r>
+              <w:t xml:space="preserve">{{ </w:t>
             </w:r>
             <w:proofErr w:type="spellStart"/>
             <w:r>
-              <w:t>comment_default_nil</w:t>
+              <w:t>comment</w:t>
+            </w:r>
+            <w:proofErr w:type="gramEnd"/>
+            <w:r>
+              <w:t>_default_</w:t>
+            </w:r>
+            <w:proofErr w:type="gramStart"/>
+            <w:r>
+              <w:t>nil</w:t>
             </w:r>
             <w:proofErr w:type="spellEnd"/>
             <w:r>
-              <w:t xml:space="preserve"> }} Lakhs from N.P.A. borrowers. Branch is advised to strengthen the process of recovery to safeguard the interest of the bank.</w:t>
+              <w:t xml:space="preserve"> }</w:t>
+            </w:r>
+            <w:proofErr w:type="gramEnd"/>
+            <w:r>
+              <w:t>} Lakhs from N.P.A. borrowers. Branch is advised to strengthen the process of recovery to safeguard the interest of the bank.</w:t>
             </w:r>
           </w:p>
         </w:tc>
@@ -10593,7 +10933,21 @@
               <w:rPr>
                 <w:rFonts w:ascii="Verdana" w:eastAsia="Verdana" w:hAnsi="Verdana" w:cs="Verdana"/>
               </w:rPr>
-              <w:t xml:space="preserve">Yes, We have verified security forms which are under proper custody &amp; registers are </w:t>
+              <w:t xml:space="preserve">Yes, </w:t>
+            </w:r>
+            <w:proofErr w:type="gramStart"/>
+            <w:r>
+              <w:rPr>
+                <w:rFonts w:ascii="Verdana" w:eastAsia="Verdana" w:hAnsi="Verdana" w:cs="Verdana"/>
+              </w:rPr>
+              <w:t>We</w:t>
+            </w:r>
+            <w:proofErr w:type="gramEnd"/>
+            <w:r>
+              <w:rPr>
+                <w:rFonts w:ascii="Verdana" w:eastAsia="Verdana" w:hAnsi="Verdana" w:cs="Verdana"/>
+              </w:rPr>
+              <w:t xml:space="preserve"> have verified security forms which are under proper custody &amp; registers are </w:t>
             </w:r>
             <w:r>
               <w:rPr>
@@ -11213,6 +11567,7 @@
           <w:bCs/>
         </w:rPr>
       </w:pPr>
+      <w:proofErr w:type="gramStart"/>
       <w:r>
         <w:rPr>
           <w:rFonts w:ascii="Verdana" w:hAnsi="Verdana"/>
@@ -11221,6 +11576,7 @@
         </w:rPr>
         <w:t>Date :</w:t>
       </w:r>
+      <w:proofErr w:type="gramEnd"/>
       <w:r>
         <w:rPr>
           <w:rFonts w:ascii="Verdana" w:hAnsi="Verdana"/>
@@ -11610,8 +11966,18 @@
           <w:b/>
           <w:u w:val="single"/>
         </w:rPr>
-        <w:t>by branch :</w:t>
+        <w:t xml:space="preserve">by </w:t>
       </w:r>
+      <w:proofErr w:type="gramStart"/>
+      <w:r>
+        <w:rPr>
+          <w:rFonts w:ascii="Verdana" w:hAnsi="Verdana" w:cstheme="minorHAnsi"/>
+          <w:b/>
+          <w:u w:val="single"/>
+        </w:rPr>
+        <w:t>branch :</w:t>
+      </w:r>
+      <w:proofErr w:type="gramEnd"/>
     </w:p>
     <w:tbl>
       <w:tblPr>
@@ -11905,12 +12271,17 @@
             <w:tcW w:w="1296" w:type="dxa"/>
           </w:tcPr>
           <w:p>
+            <w:proofErr w:type="gramStart"/>
             <w:r>
               <w:t xml:space="preserve">{{ </w:t>
             </w:r>
             <w:proofErr w:type="spellStart"/>
             <w:r>
-              <w:t>item.sr_no</w:t>
+              <w:t>item.sr</w:t>
+            </w:r>
+            <w:proofErr w:type="gramEnd"/>
+            <w:r>
+              <w:t>_no</w:t>
             </w:r>
             <w:proofErr w:type="spellEnd"/>
             <w:r>
@@ -11923,8 +12294,13 @@
             <w:tcW w:w="3011" w:type="dxa"/>
           </w:tcPr>
           <w:p>
-            <w:r>
-              <w:t>{{ item.name }}</w:t>
+            <w:proofErr w:type="gramStart"/>
+            <w:r>
+              <w:t>{{ item.name</w:t>
+            </w:r>
+            <w:proofErr w:type="gramEnd"/>
+            <w:r>
+              <w:t xml:space="preserve"> }}</w:t>
             </w:r>
           </w:p>
         </w:tc>
@@ -11933,12 +12309,17 @@
             <w:tcW w:w="1263" w:type="dxa"/>
           </w:tcPr>
           <w:p>
+            <w:proofErr w:type="gramStart"/>
             <w:r>
               <w:t xml:space="preserve">{{ </w:t>
             </w:r>
             <w:proofErr w:type="spellStart"/>
             <w:r>
-              <w:t>item.nature</w:t>
+              <w:t>item</w:t>
+            </w:r>
+            <w:proofErr w:type="gramEnd"/>
+            <w:r>
+              <w:t>.nature</w:t>
             </w:r>
             <w:proofErr w:type="spellEnd"/>
             <w:r>
@@ -11951,12 +12332,17 @@
             <w:tcW w:w="1211" w:type="dxa"/>
           </w:tcPr>
           <w:p>
+            <w:proofErr w:type="gramStart"/>
             <w:r>
               <w:t xml:space="preserve">{{ </w:t>
             </w:r>
             <w:proofErr w:type="spellStart"/>
             <w:r>
-              <w:t>item.ac_no</w:t>
+              <w:t>item.ac</w:t>
+            </w:r>
+            <w:proofErr w:type="gramEnd"/>
+            <w:r>
+              <w:t>_no</w:t>
             </w:r>
             <w:proofErr w:type="spellEnd"/>
             <w:r>
@@ -11969,12 +12355,17 @@
             <w:tcW w:w="1108" w:type="dxa"/>
           </w:tcPr>
           <w:p>
+            <w:proofErr w:type="gramStart"/>
             <w:r>
               <w:t xml:space="preserve">{{ </w:t>
             </w:r>
             <w:proofErr w:type="spellStart"/>
             <w:r>
-              <w:t>item.limit</w:t>
+              <w:t>item</w:t>
+            </w:r>
+            <w:proofErr w:type="gramEnd"/>
+            <w:r>
+              <w:t>.limit</w:t>
             </w:r>
             <w:proofErr w:type="spellEnd"/>
             <w:r>
@@ -11987,12 +12378,17 @@
             <w:tcW w:w="1260" w:type="dxa"/>
           </w:tcPr>
           <w:p>
+            <w:proofErr w:type="gramStart"/>
             <w:r>
               <w:t xml:space="preserve">{{ </w:t>
             </w:r>
             <w:proofErr w:type="spellStart"/>
             <w:r>
-              <w:t>item.reply</w:t>
+              <w:t>item</w:t>
+            </w:r>
+            <w:proofErr w:type="gramEnd"/>
+            <w:r>
+              <w:t>.reply</w:t>
             </w:r>
             <w:proofErr w:type="spellEnd"/>
             <w:r>
@@ -12183,7 +12579,25 @@
           <w:b/>
           <w:u w:val="single"/>
         </w:rPr>
-        <w:t>List of Potential N.P.A. accounts at end of month :-</w:t>
+        <w:t xml:space="preserve">List of Potential N.P.A. accounts at end of </w:t>
+      </w:r>
+      <w:proofErr w:type="gramStart"/>
+      <w:r>
+        <w:rPr>
+          <w:rFonts w:ascii="Verdana" w:hAnsi="Verdana" w:cs="Arial"/>
+          <w:b/>
+          <w:u w:val="single"/>
+        </w:rPr>
+        <w:t>month :</w:t>
+      </w:r>
+      <w:proofErr w:type="gramEnd"/>
+      <w:r>
+        <w:rPr>
+          <w:rFonts w:ascii="Verdana" w:hAnsi="Verdana" w:cs="Arial"/>
+          <w:b/>
+          <w:u w:val="single"/>
+        </w:rPr>
+        <w:t>-</w:t>
       </w:r>
     </w:p>
     <w:p>
@@ -12437,12 +12851,17 @@
             <w:tcW w:w="929" w:type="dxa"/>
           </w:tcPr>
           <w:p>
+            <w:proofErr w:type="gramStart"/>
             <w:r>
               <w:t xml:space="preserve">{{ </w:t>
             </w:r>
             <w:proofErr w:type="spellStart"/>
             <w:r>
-              <w:t>item.sr_no</w:t>
+              <w:t>item.sr</w:t>
+            </w:r>
+            <w:proofErr w:type="gramEnd"/>
+            <w:r>
+              <w:t>_no</w:t>
             </w:r>
             <w:proofErr w:type="spellEnd"/>
             <w:r>
@@ -12455,12 +12874,17 @@
             <w:tcW w:w="1920" w:type="dxa"/>
           </w:tcPr>
           <w:p>
+            <w:proofErr w:type="gramStart"/>
             <w:r>
               <w:t xml:space="preserve">{{ </w:t>
             </w:r>
             <w:proofErr w:type="spellStart"/>
             <w:r>
-              <w:t>item.nature</w:t>
+              <w:t>item</w:t>
+            </w:r>
+            <w:proofErr w:type="gramEnd"/>
+            <w:r>
+              <w:t>.nature</w:t>
             </w:r>
             <w:proofErr w:type="spellEnd"/>
             <w:r>
@@ -12473,12 +12897,17 @@
             <w:tcW w:w="1373" w:type="dxa"/>
           </w:tcPr>
           <w:p>
+            <w:proofErr w:type="gramStart"/>
             <w:r>
               <w:t xml:space="preserve">{{ </w:t>
             </w:r>
             <w:proofErr w:type="spellStart"/>
             <w:r>
-              <w:t>item.count</w:t>
+              <w:t>item</w:t>
+            </w:r>
+            <w:proofErr w:type="gramEnd"/>
+            <w:r>
+              <w:t>.count</w:t>
             </w:r>
             <w:proofErr w:type="spellEnd"/>
             <w:r>
@@ -12491,12 +12920,17 @@
             <w:tcW w:w="1921" w:type="dxa"/>
           </w:tcPr>
           <w:p>
+            <w:proofErr w:type="gramStart"/>
             <w:r>
               <w:t xml:space="preserve">{{ </w:t>
             </w:r>
             <w:proofErr w:type="spellStart"/>
             <w:r>
-              <w:t>item.overdue_amt</w:t>
+              <w:t>item</w:t>
+            </w:r>
+            <w:proofErr w:type="gramEnd"/>
+            <w:r>
+              <w:t>.overdue_amt</w:t>
             </w:r>
             <w:proofErr w:type="spellEnd"/>
             <w:r>
@@ -12509,12 +12943,17 @@
             <w:tcW w:w="1921" w:type="dxa"/>
           </w:tcPr>
           <w:p>
+            <w:proofErr w:type="gramStart"/>
             <w:r>
               <w:t xml:space="preserve">{{ </w:t>
             </w:r>
             <w:proofErr w:type="spellStart"/>
             <w:r>
-              <w:t>item.outstanding</w:t>
+              <w:t>item</w:t>
+            </w:r>
+            <w:proofErr w:type="gramEnd"/>
+            <w:r>
+              <w:t>.outstanding</w:t>
             </w:r>
             <w:proofErr w:type="spellEnd"/>
             <w:r>
@@ -12527,12 +12966,17 @@
             <w:tcW w:w="1921" w:type="dxa"/>
           </w:tcPr>
           <w:p>
+            <w:proofErr w:type="gramStart"/>
             <w:r>
               <w:t xml:space="preserve">{{ </w:t>
             </w:r>
             <w:proofErr w:type="spellStart"/>
             <w:r>
-              <w:t>item.reply</w:t>
+              <w:t>item</w:t>
+            </w:r>
+            <w:proofErr w:type="gramEnd"/>
+            <w:r>
+              <w:t>.reply</w:t>
             </w:r>
             <w:proofErr w:type="spellEnd"/>
             <w:r>
@@ -12636,27 +13080,51 @@
       <w:r>
         <w:rPr>
           <w:rFonts w:ascii="Verdana" w:eastAsia="Times New Roman" w:hAnsi="Verdana" w:cs="Times New Roman"/>
+        </w:rPr>
+        <w:br/>
+      </w:r>
+      <w:r>
+        <w:rPr>
+          <w:rFonts w:ascii="Verdana" w:hAnsi="Verdana" w:cs="Arial"/>
+          <w:b/>
+          <w:u w:val="single"/>
+        </w:rPr>
+        <w:br/>
+      </w:r>
+      <w:r>
+        <w:rPr>
+          <w:rFonts w:ascii="Verdana" w:eastAsia="Times New Roman" w:hAnsi="Verdana" w:cs="Times New Roman"/>
           <w:lang w:val="en-IN"/>
         </w:rPr>
         <w:t>{% for section in sections %}</w:t>
       </w:r>
     </w:p>
+    <w:p>
+      <w:pPr>
+        <w:rPr>
+          <w:rFonts w:ascii="Verdana" w:hAnsi="Verdana" w:cs="Arial"/>
+          <w:b/>
+          <w:u w:val="single"/>
+        </w:rPr>
+      </w:pPr>
+    </w:p>
     <w:tbl>
       <w:tblPr>
-        <w:tblpPr w:leftFromText="180" w:rightFromText="180" w:bottomFromText="200" w:vertAnchor="text" w:tblpX="-460" w:tblpY="1"/>
+        <w:tblpPr w:leftFromText="180" w:rightFromText="180" w:vertAnchor="text" w:tblpX="-493" w:tblpY="1"/>
         <w:tblOverlap w:val="never"/>
         <w:tblW w:w="10548" w:type="dxa"/>
+        <w:tblLayout w:type="fixed"/>
         <w:tblCellMar>
           <w:left w:w="10" w:type="dxa"/>
           <w:right w:w="10" w:type="dxa"/>
         </w:tblCellMar>
-        <w:tblLook w:val="04A0" w:firstRow="1" w:lastRow="0" w:firstColumn="1" w:lastColumn="0" w:noHBand="0" w:noVBand="1"/>
+        <w:tblLook w:val="0000" w:firstRow="0" w:lastRow="0" w:firstColumn="0" w:lastColumn="0" w:noHBand="0" w:noVBand="0"/>
       </w:tblPr>
       <w:tblGrid>
-        <w:gridCol w:w="2133"/>
-        <w:gridCol w:w="3203"/>
-        <w:gridCol w:w="3275"/>
-        <w:gridCol w:w="1937"/>
+        <w:gridCol w:w="1047"/>
+        <w:gridCol w:w="3921"/>
+        <w:gridCol w:w="4050"/>
+        <w:gridCol w:w="1530"/>
       </w:tblGrid>
       <w:tr>
         <w:trPr>
@@ -12667,19 +13135,16 @@
             <w:tcW w:w="10548" w:type="dxa"/>
             <w:gridSpan w:val="4"/>
             <w:tcBorders>
-              <w:top w:val="single" w:sz="2" w:space="0" w:color="000000"/>
-              <w:left w:val="single" w:sz="6" w:space="0" w:color="000000"/>
-              <w:bottom w:val="single" w:sz="6" w:space="0" w:color="000000"/>
-              <w:right w:val="single" w:sz="6" w:space="0" w:color="000000"/>
+              <w:top w:val="single" w:sz="5" w:space="0" w:color="000000"/>
+              <w:left w:val="single" w:sz="5" w:space="0" w:color="000000"/>
+              <w:bottom w:val="single" w:sz="5" w:space="0" w:color="000000"/>
+              <w:right w:val="single" w:sz="5" w:space="0" w:color="000000"/>
             </w:tcBorders>
             <w:shd w:val="clear" w:color="auto" w:fill="B8CCE4" w:themeFill="accent1" w:themeFillTint="66"/>
             <w:tcMar>
-              <w:top w:w="0" w:type="dxa"/>
-              <w:left w:w="108" w:type="dxa"/>
-              <w:bottom w:w="0" w:type="dxa"/>
-              <w:right w:w="108" w:type="dxa"/>
-            </w:tcMar>
-            <w:vAlign w:val="center"/>
+              <w:left w:w="108" w:type="dxa"/>
+              <w:right w:w="108" w:type="dxa"/>
+            </w:tcMar>
           </w:tcPr>
           <w:p>
             <w:pPr>
@@ -12687,7 +13152,7 @@
                 <w:tab w:val="left" w:pos="0"/>
               </w:tabs>
               <w:spacing w:after="0" w:line="240" w:lineRule="auto"/>
-              <w:jc w:val="both"/>
+              <w:jc w:val="center"/>
               <w:rPr>
                 <w:rFonts w:ascii="Verdana" w:eastAsia="Times New Roman" w:hAnsi="Verdana" w:cs="Times New Roman"/>
                 <w:b/>
@@ -12695,6 +13160,7 @@
                 <w:lang w:val="en-IN"/>
               </w:rPr>
             </w:pPr>
+            <w:proofErr w:type="gramStart"/>
             <w:r>
               <w:rPr>
                 <w:rFonts w:ascii="Verdana" w:eastAsia="Times New Roman" w:hAnsi="Verdana" w:cs="Times New Roman"/>
@@ -12712,9 +13178,9 @@
                 <w:bCs/>
                 <w:lang w:val="en-IN"/>
               </w:rPr>
-              <w:t>section.section_name</w:t>
-            </w:r>
-            <w:proofErr w:type="spellEnd"/>
+              <w:t>section</w:t>
+            </w:r>
+            <w:proofErr w:type="gramEnd"/>
             <w:r>
               <w:rPr>
                 <w:rFonts w:ascii="Verdana" w:eastAsia="Times New Roman" w:hAnsi="Verdana" w:cs="Times New Roman"/>
@@ -12722,9 +13188,219 @@
                 <w:bCs/>
                 <w:lang w:val="en-IN"/>
               </w:rPr>
-              <w:t xml:space="preserve"> }}</w:t>
-            </w:r>
-          </w:p>
+              <w:t>.section_</w:t>
+            </w:r>
+            <w:proofErr w:type="gramStart"/>
+            <w:r>
+              <w:rPr>
+                <w:rFonts w:ascii="Verdana" w:eastAsia="Times New Roman" w:hAnsi="Verdana" w:cs="Times New Roman"/>
+                <w:b/>
+                <w:bCs/>
+                <w:lang w:val="en-IN"/>
+              </w:rPr>
+              <w:t>name</w:t>
+            </w:r>
+            <w:proofErr w:type="spellEnd"/>
+            <w:r>
+              <w:rPr>
+                <w:rFonts w:ascii="Verdana" w:eastAsia="Times New Roman" w:hAnsi="Verdana" w:cs="Times New Roman"/>
+                <w:b/>
+                <w:bCs/>
+                <w:lang w:val="en-IN"/>
+              </w:rPr>
+              <w:t xml:space="preserve"> }</w:t>
+            </w:r>
+            <w:proofErr w:type="gramEnd"/>
+            <w:r>
+              <w:rPr>
+                <w:rFonts w:ascii="Verdana" w:eastAsia="Times New Roman" w:hAnsi="Verdana" w:cs="Times New Roman"/>
+                <w:b/>
+                <w:bCs/>
+                <w:lang w:val="en-IN"/>
+              </w:rPr>
+              <w:t>}</w:t>
+            </w:r>
+          </w:p>
+          <w:p>
+            <w:pPr>
+              <w:tabs>
+                <w:tab w:val="left" w:pos="5472"/>
+              </w:tabs>
+              <w:spacing w:after="0" w:line="240" w:lineRule="auto"/>
+              <w:jc w:val="center"/>
+              <w:rPr>
+                <w:rFonts w:ascii="Verdana" w:eastAsia="Calibri" w:hAnsi="Verdana" w:cs="Calibri"/>
+              </w:rPr>
+            </w:pPr>
+          </w:p>
+        </w:tc>
+      </w:tr>
+      <w:tr>
+        <w:trPr>
+          <w:trHeight w:val="1"/>
+        </w:trPr>
+        <w:tc>
+          <w:tcPr>
+            <w:tcW w:w="1047" w:type="dxa"/>
+            <w:tcBorders>
+              <w:top w:val="single" w:sz="5" w:space="0" w:color="000000"/>
+              <w:left w:val="single" w:sz="5" w:space="0" w:color="000000"/>
+              <w:bottom w:val="single" w:sz="5" w:space="0" w:color="000000"/>
+              <w:right w:val="single" w:sz="5" w:space="0" w:color="000000"/>
+            </w:tcBorders>
+            <w:shd w:val="clear" w:color="auto" w:fill="B8CCE4" w:themeFill="accent1" w:themeFillTint="66"/>
+            <w:tcMar>
+              <w:left w:w="108" w:type="dxa"/>
+              <w:right w:w="108" w:type="dxa"/>
+            </w:tcMar>
+          </w:tcPr>
+          <w:p>
+            <w:pPr>
+              <w:spacing w:after="0" w:line="240" w:lineRule="auto"/>
+              <w:jc w:val="both"/>
+              <w:rPr>
+                <w:rFonts w:ascii="Verdana" w:eastAsia="Calibri" w:hAnsi="Verdana" w:cs="Calibri"/>
+              </w:rPr>
+            </w:pPr>
+            <w:r>
+              <w:rPr>
+                <w:rFonts w:ascii="Verdana" w:eastAsia="Calibri" w:hAnsi="Verdana" w:cs="Calibri"/>
+                <w:b/>
+                <w:bCs/>
+              </w:rPr>
+              <w:t>SR.NO</w:t>
+            </w:r>
+          </w:p>
+        </w:tc>
+        <w:tc>
+          <w:tcPr>
+            <w:tcW w:w="3921" w:type="dxa"/>
+            <w:tcBorders>
+              <w:top w:val="single" w:sz="5" w:space="0" w:color="000000"/>
+              <w:left w:val="single" w:sz="5" w:space="0" w:color="000000"/>
+              <w:bottom w:val="single" w:sz="5" w:space="0" w:color="000000"/>
+              <w:right w:val="single" w:sz="5" w:space="0" w:color="000000"/>
+            </w:tcBorders>
+            <w:shd w:val="clear" w:color="auto" w:fill="B8CCE4" w:themeFill="accent1" w:themeFillTint="66"/>
+            <w:tcMar>
+              <w:left w:w="108" w:type="dxa"/>
+              <w:right w:w="108" w:type="dxa"/>
+            </w:tcMar>
+          </w:tcPr>
+          <w:p>
+            <w:pPr>
+              <w:spacing w:after="0" w:line="240" w:lineRule="auto"/>
+              <w:jc w:val="center"/>
+              <w:rPr>
+                <w:rFonts w:ascii="Verdana" w:eastAsia="Verdana" w:hAnsi="Verdana" w:cs="Verdana"/>
+                <w:b/>
+              </w:rPr>
+            </w:pPr>
+            <w:r>
+              <w:rPr>
+                <w:rFonts w:ascii="Verdana" w:eastAsia="Verdana" w:hAnsi="Verdana" w:cs="Verdana"/>
+                <w:b/>
+              </w:rPr>
+              <w:t>Audit Review</w:t>
+            </w:r>
+          </w:p>
+          <w:p>
+            <w:pPr>
+              <w:spacing w:after="0" w:line="240" w:lineRule="auto"/>
+              <w:jc w:val="both"/>
+              <w:rPr>
+                <w:rFonts w:ascii="Verdana" w:eastAsia="Verdana" w:hAnsi="Verdana" w:cs="Verdana"/>
+                <w:b/>
+              </w:rPr>
+            </w:pPr>
+          </w:p>
+        </w:tc>
+        <w:tc>
+          <w:tcPr>
+            <w:tcW w:w="4050" w:type="dxa"/>
+            <w:tcBorders>
+              <w:top w:val="single" w:sz="5" w:space="0" w:color="000000"/>
+              <w:left w:val="single" w:sz="5" w:space="0" w:color="000000"/>
+              <w:bottom w:val="single" w:sz="5" w:space="0" w:color="000000"/>
+              <w:right w:val="single" w:sz="5" w:space="0" w:color="000000"/>
+            </w:tcBorders>
+            <w:shd w:val="clear" w:color="auto" w:fill="B8CCE4" w:themeFill="accent1" w:themeFillTint="66"/>
+            <w:tcMar>
+              <w:left w:w="108" w:type="dxa"/>
+              <w:right w:w="108" w:type="dxa"/>
+            </w:tcMar>
+          </w:tcPr>
+          <w:p>
+            <w:pPr>
+              <w:tabs>
+                <w:tab w:val="left" w:pos="5472"/>
+              </w:tabs>
+              <w:spacing w:after="0" w:line="240" w:lineRule="auto"/>
+              <w:jc w:val="both"/>
+              <w:rPr>
+                <w:rFonts w:ascii="Verdana" w:eastAsia="Calibri" w:hAnsi="Verdana" w:cs="Calibri"/>
+              </w:rPr>
+            </w:pPr>
+            <w:r>
+              <w:rPr>
+                <w:rFonts w:ascii="Verdana" w:eastAsia="Verdana" w:hAnsi="Verdana" w:cs="Verdana"/>
+                <w:b/>
+              </w:rPr>
+              <w:t>Auditor's Comment</w:t>
+            </w:r>
+          </w:p>
+        </w:tc>
+        <w:tc>
+          <w:tcPr>
+            <w:tcW w:w="1530" w:type="dxa"/>
+            <w:tcBorders>
+              <w:top w:val="single" w:sz="5" w:space="0" w:color="000000"/>
+              <w:left w:val="single" w:sz="5" w:space="0" w:color="000000"/>
+              <w:bottom w:val="single" w:sz="5" w:space="0" w:color="000000"/>
+              <w:right w:val="single" w:sz="5" w:space="0" w:color="000000"/>
+            </w:tcBorders>
+            <w:shd w:val="clear" w:color="auto" w:fill="B8CCE4" w:themeFill="accent1" w:themeFillTint="66"/>
+          </w:tcPr>
+          <w:p>
+            <w:pPr>
+              <w:tabs>
+                <w:tab w:val="left" w:pos="5472"/>
+              </w:tabs>
+              <w:spacing w:after="0" w:line="240" w:lineRule="auto"/>
+              <w:jc w:val="both"/>
+              <w:rPr>
+                <w:rFonts w:ascii="Verdana" w:eastAsia="Calibri" w:hAnsi="Verdana" w:cs="Calibri"/>
+              </w:rPr>
+            </w:pPr>
+            <w:r>
+              <w:rPr>
+                <w:rFonts w:ascii="Verdana" w:eastAsia="Verdana" w:hAnsi="Verdana" w:cs="Verdana"/>
+                <w:b/>
+              </w:rPr>
+              <w:t>Reply of Branch</w:t>
+            </w:r>
+          </w:p>
+        </w:tc>
+      </w:tr>
+      <w:tr>
+        <w:trPr>
+          <w:trHeight w:val="1"/>
+        </w:trPr>
+        <w:tc>
+          <w:tcPr>
+            <w:tcW w:w="1047" w:type="dxa"/>
+            <w:tcBorders>
+              <w:top w:val="single" w:sz="5" w:space="0" w:color="000000"/>
+              <w:left w:val="single" w:sz="5" w:space="0" w:color="000000"/>
+              <w:bottom w:val="single" w:sz="5" w:space="0" w:color="000000"/>
+              <w:right w:val="single" w:sz="5" w:space="0" w:color="000000"/>
+            </w:tcBorders>
+            <w:shd w:val="clear" w:color="000000" w:fill="FFFFFF"/>
+            <w:tcMar>
+              <w:left w:w="108" w:type="dxa"/>
+              <w:right w:w="108" w:type="dxa"/>
+            </w:tcMar>
+          </w:tcPr>
           <w:p>
             <w:pPr>
               <w:tabs>
@@ -12733,7 +13409,136 @@
               <w:spacing w:after="0" w:line="240" w:lineRule="auto"/>
               <w:jc w:val="both"/>
               <w:rPr>
+                <w:rFonts w:ascii="Verdana" w:hAnsi="Verdana"/>
+              </w:rPr>
+            </w:pPr>
+            <w:r>
+              <w:rPr>
                 <w:rFonts w:ascii="Verdana" w:eastAsia="Times New Roman" w:hAnsi="Verdana" w:cs="Times New Roman"/>
+                <w:lang w:val="en-IN"/>
+              </w:rPr>
+              <w:t xml:space="preserve">{% for q in </w:t>
+            </w:r>
+            <w:proofErr w:type="spellStart"/>
+            <w:proofErr w:type="gramStart"/>
+            <w:r>
+              <w:rPr>
+                <w:rFonts w:ascii="Verdana" w:eastAsia="Times New Roman" w:hAnsi="Verdana" w:cs="Times New Roman"/>
+                <w:lang w:val="en-IN"/>
+              </w:rPr>
+              <w:t>section.questions</w:t>
+            </w:r>
+            <w:proofErr w:type="spellEnd"/>
+            <w:proofErr w:type="gramEnd"/>
+            <w:r>
+              <w:rPr>
+                <w:rFonts w:ascii="Verdana" w:eastAsia="Times New Roman" w:hAnsi="Verdana" w:cs="Times New Roman"/>
+                <w:lang w:val="en-IN"/>
+              </w:rPr>
+              <w:t xml:space="preserve"> %}</w:t>
+            </w:r>
+            <w:r>
+              <w:rPr>
+                <w:rFonts w:ascii="Verdana" w:eastAsia="Times New Roman" w:hAnsi="Verdana" w:cs="Times New Roman"/>
+              </w:rPr>
+              <w:tab/>
+            </w:r>
+            <w:r>
+              <w:rPr>
+                <w:rFonts w:ascii="Verdana" w:eastAsia="Times New Roman" w:hAnsi="Verdana" w:cs="Times New Roman"/>
+              </w:rPr>
+              <w:br/>
+            </w:r>
+          </w:p>
+          <w:p>
+            <w:pPr>
+              <w:pStyle w:val="ListParagraph"/>
+              <w:spacing w:after="0" w:line="240" w:lineRule="auto"/>
+              <w:jc w:val="both"/>
+              <w:rPr>
+                <w:rFonts w:ascii="Verdana" w:hAnsi="Verdana"/>
+              </w:rPr>
+            </w:pPr>
+            <w:r>
+              <w:rPr>
+                <w:rFonts w:ascii="Verdana" w:hAnsi="Verdana"/>
+              </w:rPr>
+              <w:br/>
+            </w:r>
+          </w:p>
+        </w:tc>
+        <w:tc>
+          <w:tcPr>
+            <w:tcW w:w="3921" w:type="dxa"/>
+            <w:tcBorders>
+              <w:top w:val="single" w:sz="5" w:space="0" w:color="000000"/>
+              <w:left w:val="single" w:sz="5" w:space="0" w:color="000000"/>
+              <w:bottom w:val="single" w:sz="5" w:space="0" w:color="000000"/>
+              <w:right w:val="single" w:sz="5" w:space="0" w:color="000000"/>
+            </w:tcBorders>
+            <w:shd w:val="clear" w:color="000000" w:fill="FFFFFF"/>
+            <w:tcMar>
+              <w:left w:w="108" w:type="dxa"/>
+              <w:right w:w="108" w:type="dxa"/>
+            </w:tcMar>
+            <w:vAlign w:val="center"/>
+          </w:tcPr>
+          <w:p>
+            <w:pPr>
+              <w:spacing w:after="0" w:line="240" w:lineRule="auto"/>
+              <w:jc w:val="both"/>
+              <w:rPr>
+                <w:rFonts w:ascii="Verdana" w:eastAsia="Verdana" w:hAnsi="Verdana" w:cs="Verdana"/>
+              </w:rPr>
+            </w:pPr>
+          </w:p>
+        </w:tc>
+        <w:tc>
+          <w:tcPr>
+            <w:tcW w:w="4050" w:type="dxa"/>
+            <w:tcBorders>
+              <w:top w:val="single" w:sz="5" w:space="0" w:color="000000"/>
+              <w:left w:val="single" w:sz="5" w:space="0" w:color="000000"/>
+              <w:bottom w:val="single" w:sz="5" w:space="0" w:color="000000"/>
+              <w:right w:val="single" w:sz="5" w:space="0" w:color="000000"/>
+            </w:tcBorders>
+            <w:shd w:val="clear" w:color="000000" w:fill="FFFFFF"/>
+            <w:tcMar>
+              <w:left w:w="108" w:type="dxa"/>
+              <w:right w:w="108" w:type="dxa"/>
+            </w:tcMar>
+          </w:tcPr>
+          <w:p>
+            <w:pPr>
+              <w:jc w:val="both"/>
+              <w:rPr>
+                <w:rFonts w:eastAsia="Calibri" w:cs="Calibri"/>
+                <w:sz w:val="24"/>
+                <w:szCs w:val="24"/>
+              </w:rPr>
+            </w:pPr>
+          </w:p>
+        </w:tc>
+        <w:tc>
+          <w:tcPr>
+            <w:tcW w:w="1530" w:type="dxa"/>
+            <w:tcBorders>
+              <w:top w:val="single" w:sz="5" w:space="0" w:color="000000"/>
+              <w:left w:val="single" w:sz="5" w:space="0" w:color="000000"/>
+              <w:bottom w:val="single" w:sz="5" w:space="0" w:color="000000"/>
+              <w:right w:val="single" w:sz="5" w:space="0" w:color="000000"/>
+            </w:tcBorders>
+            <w:shd w:val="clear" w:color="000000" w:fill="FFFFFF"/>
+          </w:tcPr>
+          <w:p>
+            <w:pPr>
+              <w:tabs>
+                <w:tab w:val="left" w:pos="0"/>
+              </w:tabs>
+              <w:spacing w:after="0" w:line="240" w:lineRule="auto"/>
+              <w:jc w:val="both"/>
+              <w:rPr>
+                <w:rFonts w:ascii="Verdana" w:eastAsia="Calibri" w:hAnsi="Verdana" w:cs="Calibri"/>
               </w:rPr>
             </w:pPr>
           </w:p>
@@ -12741,25 +13546,22 @@
       </w:tr>
       <w:tr>
         <w:trPr>
-          <w:trHeight w:val="799"/>
+          <w:trHeight w:val="1"/>
         </w:trPr>
         <w:tc>
           <w:tcPr>
-            <w:tcW w:w="2133" w:type="dxa"/>
-            <w:tcBorders>
-              <w:top w:val="single" w:sz="2" w:space="0" w:color="000000"/>
-              <w:left w:val="single" w:sz="6" w:space="0" w:color="000000"/>
-              <w:bottom w:val="single" w:sz="4" w:space="0" w:color="auto"/>
-              <w:right w:val="single" w:sz="6" w:space="0" w:color="000000"/>
-            </w:tcBorders>
-            <w:shd w:val="clear" w:color="auto" w:fill="B8CCE4" w:themeFill="accent1" w:themeFillTint="66"/>
-            <w:tcMar>
-              <w:top w:w="0" w:type="dxa"/>
-              <w:left w:w="108" w:type="dxa"/>
-              <w:bottom w:w="0" w:type="dxa"/>
-              <w:right w:w="108" w:type="dxa"/>
-            </w:tcMar>
-            <w:hideMark/>
+            <w:tcW w:w="1047" w:type="dxa"/>
+            <w:tcBorders>
+              <w:top w:val="single" w:sz="5" w:space="0" w:color="000000"/>
+              <w:left w:val="single" w:sz="5" w:space="0" w:color="000000"/>
+              <w:bottom w:val="single" w:sz="5" w:space="0" w:color="000000"/>
+              <w:right w:val="single" w:sz="5" w:space="0" w:color="000000"/>
+            </w:tcBorders>
+            <w:shd w:val="clear" w:color="000000" w:fill="FFFFFF"/>
+            <w:tcMar>
+              <w:left w:w="108" w:type="dxa"/>
+              <w:right w:w="108" w:type="dxa"/>
+            </w:tcMar>
           </w:tcPr>
           <w:p>
             <w:pPr>
@@ -12776,9 +13578,14 @@
             <w:r>
               <w:rPr>
                 <w:rFonts w:ascii="Verdana" w:eastAsia="Times New Roman" w:hAnsi="Verdana" w:cs="Times New Roman"/>
-                <w:lang w:val="en-IN"/>
-              </w:rPr>
-              <w:t xml:space="preserve">{% for q in </w:t>
+              </w:rPr>
+              <w:t>{{</w:t>
+            </w:r>
+            <w:r>
+              <w:rPr>
+                <w:rFonts w:ascii="Verdana" w:eastAsia="Times New Roman" w:hAnsi="Verdana" w:cs="Times New Roman"/>
+              </w:rPr>
+              <w:br/>
             </w:r>
             <w:proofErr w:type="spellStart"/>
             <w:r>
@@ -12786,7 +13593,7 @@
                 <w:rFonts w:ascii="Verdana" w:eastAsia="Times New Roman" w:hAnsi="Verdana" w:cs="Times New Roman"/>
                 <w:lang w:val="en-IN"/>
               </w:rPr>
-              <w:t>section.questions</w:t>
+              <w:t>q.sr_no</w:t>
             </w:r>
             <w:proofErr w:type="spellEnd"/>
             <w:r>
@@ -12794,52 +13601,19 @@
                 <w:rFonts w:ascii="Verdana" w:eastAsia="Times New Roman" w:hAnsi="Verdana" w:cs="Times New Roman"/>
                 <w:lang w:val="en-IN"/>
               </w:rPr>
-              <w:t xml:space="preserve"> %}</w:t>
-            </w:r>
-            <w:r>
-              <w:rPr>
-                <w:rFonts w:ascii="Verdana" w:eastAsia="Times New Roman" w:hAnsi="Verdana" w:cs="Times New Roman"/>
-              </w:rPr>
-              <w:tab/>
-            </w:r>
-            <w:r>
-              <w:rPr>
-                <w:rFonts w:ascii="Verdana" w:eastAsia="Times New Roman" w:hAnsi="Verdana" w:cs="Times New Roman"/>
-              </w:rPr>
-              <w:br/>
-              <w:t>{{</w:t>
-            </w:r>
-            <w:r>
-              <w:rPr>
-                <w:rFonts w:ascii="Verdana" w:eastAsia="Times New Roman" w:hAnsi="Verdana" w:cs="Times New Roman"/>
-              </w:rPr>
-              <w:br/>
+              <w:t xml:space="preserve"> or </w:t>
             </w:r>
             <w:proofErr w:type="spellStart"/>
+            <w:proofErr w:type="gramStart"/>
             <w:r>
               <w:rPr>
                 <w:rFonts w:ascii="Verdana" w:eastAsia="Times New Roman" w:hAnsi="Verdana" w:cs="Times New Roman"/>
                 <w:lang w:val="en-IN"/>
               </w:rPr>
-              <w:t>q.sr_no</w:t>
+              <w:t>loop.index</w:t>
             </w:r>
             <w:proofErr w:type="spellEnd"/>
-            <w:r>
-              <w:rPr>
-                <w:rFonts w:ascii="Verdana" w:eastAsia="Times New Roman" w:hAnsi="Verdana" w:cs="Times New Roman"/>
-                <w:lang w:val="en-IN"/>
-              </w:rPr>
-              <w:t xml:space="preserve"> or </w:t>
-            </w:r>
-            <w:proofErr w:type="spellStart"/>
-            <w:r>
-              <w:rPr>
-                <w:rFonts w:ascii="Verdana" w:eastAsia="Times New Roman" w:hAnsi="Verdana" w:cs="Times New Roman"/>
-                <w:lang w:val="en-IN"/>
-              </w:rPr>
-              <w:t>loop.index</w:t>
-            </w:r>
-            <w:proofErr w:type="spellEnd"/>
+            <w:proofErr w:type="gramEnd"/>
           </w:p>
           <w:p>
             <w:pPr>
@@ -12850,67 +13624,32 @@
               <w:jc w:val="both"/>
               <w:rPr>
                 <w:rFonts w:ascii="Verdana" w:eastAsia="Times New Roman" w:hAnsi="Verdana" w:cs="Times New Roman"/>
-              </w:rPr>
-            </w:pPr>
-            <w:r>
-              <w:rPr>
-                <w:rFonts w:ascii="Verdana" w:eastAsia="Times New Roman" w:hAnsi="Verdana" w:cs="Times New Roman"/>
+                <w:lang w:val="en-IN"/>
+              </w:rPr>
+            </w:pPr>
+            <w:r>
+              <w:rPr>
+                <w:rFonts w:ascii="Verdana" w:hAnsi="Verdana"/>
               </w:rPr>
               <w:t>}}</w:t>
             </w:r>
-            <w:r>
-              <w:rPr>
-                <w:rFonts w:ascii="Verdana" w:eastAsia="Times New Roman" w:hAnsi="Verdana" w:cs="Times New Roman"/>
-              </w:rPr>
-              <w:br/>
-            </w:r>
-            <w:r>
-              <w:rPr>
-                <w:rFonts w:ascii="Verdana" w:eastAsia="Times New Roman" w:hAnsi="Verdana" w:cs="Times New Roman"/>
-                <w:lang w:val="en-IN"/>
-              </w:rPr>
-              <w:t xml:space="preserve">{% </w:t>
-            </w:r>
-            <w:proofErr w:type="spellStart"/>
-            <w:r>
-              <w:rPr>
-                <w:rFonts w:ascii="Verdana" w:eastAsia="Times New Roman" w:hAnsi="Verdana" w:cs="Times New Roman"/>
-                <w:lang w:val="en-IN"/>
-              </w:rPr>
-              <w:t>endfor</w:t>
-            </w:r>
-            <w:proofErr w:type="spellEnd"/>
-            <w:r>
-              <w:rPr>
-                <w:rFonts w:ascii="Verdana" w:eastAsia="Times New Roman" w:hAnsi="Verdana" w:cs="Times New Roman"/>
-                <w:lang w:val="en-IN"/>
-              </w:rPr>
-              <w:t xml:space="preserve"> %}</w:t>
-            </w:r>
-            <w:r>
-              <w:rPr>
-                <w:rFonts w:ascii="Verdana" w:eastAsia="Times New Roman" w:hAnsi="Verdana" w:cs="Times New Roman"/>
-              </w:rPr>
-              <w:br/>
-            </w:r>
-          </w:p>
-        </w:tc>
-        <w:tc>
-          <w:tcPr>
-            <w:tcW w:w="3203" w:type="dxa"/>
-            <w:tcBorders>
-              <w:top w:val="single" w:sz="2" w:space="0" w:color="000000"/>
-              <w:left w:val="single" w:sz="6" w:space="0" w:color="000000"/>
-              <w:bottom w:val="single" w:sz="4" w:space="0" w:color="auto"/>
-              <w:right w:val="single" w:sz="6" w:space="0" w:color="000000"/>
-            </w:tcBorders>
-            <w:shd w:val="clear" w:color="auto" w:fill="B8CCE4" w:themeFill="accent1" w:themeFillTint="66"/>
-            <w:tcMar>
-              <w:top w:w="0" w:type="dxa"/>
-              <w:left w:w="108" w:type="dxa"/>
-              <w:bottom w:w="0" w:type="dxa"/>
-              <w:right w:w="108" w:type="dxa"/>
-            </w:tcMar>
+          </w:p>
+        </w:tc>
+        <w:tc>
+          <w:tcPr>
+            <w:tcW w:w="3921" w:type="dxa"/>
+            <w:tcBorders>
+              <w:top w:val="single" w:sz="5" w:space="0" w:color="000000"/>
+              <w:left w:val="single" w:sz="5" w:space="0" w:color="000000"/>
+              <w:bottom w:val="single" w:sz="5" w:space="0" w:color="000000"/>
+              <w:right w:val="single" w:sz="5" w:space="0" w:color="000000"/>
+            </w:tcBorders>
+            <w:shd w:val="clear" w:color="000000" w:fill="FFFFFF"/>
+            <w:tcMar>
+              <w:left w:w="108" w:type="dxa"/>
+              <w:right w:w="108" w:type="dxa"/>
+            </w:tcMar>
+            <w:vAlign w:val="center"/>
           </w:tcPr>
           <w:p>
             <w:pPr>
@@ -12924,12 +13663,13 @@
                 <w:lang w:val="en-IN"/>
               </w:rPr>
             </w:pPr>
+            <w:proofErr w:type="gramStart"/>
             <w:r>
               <w:rPr>
                 <w:rFonts w:ascii="Verdana" w:eastAsia="Times New Roman" w:hAnsi="Verdana" w:cs="Times New Roman"/>
                 <w:lang w:val="en-IN"/>
               </w:rPr>
-              <w:t xml:space="preserve">{% for q in </w:t>
+              <w:t xml:space="preserve">{{ </w:t>
             </w:r>
             <w:proofErr w:type="spellStart"/>
             <w:r>
@@ -12937,17 +13677,57 @@
                 <w:rFonts w:ascii="Verdana" w:eastAsia="Times New Roman" w:hAnsi="Verdana" w:cs="Times New Roman"/>
                 <w:lang w:val="en-IN"/>
               </w:rPr>
-              <w:t>section.questions</w:t>
-            </w:r>
-            <w:proofErr w:type="spellEnd"/>
+              <w:t>q</w:t>
+            </w:r>
+            <w:proofErr w:type="gramEnd"/>
             <w:r>
               <w:rPr>
                 <w:rFonts w:ascii="Verdana" w:eastAsia="Times New Roman" w:hAnsi="Verdana" w:cs="Times New Roman"/>
                 <w:lang w:val="en-IN"/>
               </w:rPr>
-              <w:t xml:space="preserve"> %}</w:t>
-            </w:r>
-          </w:p>
+              <w:t>.audit_</w:t>
+            </w:r>
+            <w:proofErr w:type="gramStart"/>
+            <w:r>
+              <w:rPr>
+                <w:rFonts w:ascii="Verdana" w:eastAsia="Times New Roman" w:hAnsi="Verdana" w:cs="Times New Roman"/>
+                <w:lang w:val="en-IN"/>
+              </w:rPr>
+              <w:t>review</w:t>
+            </w:r>
+            <w:proofErr w:type="spellEnd"/>
+            <w:r>
+              <w:rPr>
+                <w:rFonts w:ascii="Verdana" w:eastAsia="Times New Roman" w:hAnsi="Verdana" w:cs="Times New Roman"/>
+                <w:lang w:val="en-IN"/>
+              </w:rPr>
+              <w:t xml:space="preserve"> }}</w:t>
+            </w:r>
+            <w:r>
+              <w:rPr>
+                <w:rFonts w:ascii="Verdana" w:eastAsia="Times New Roman" w:hAnsi="Verdana" w:cs="Times New Roman"/>
+                <w:lang w:val="en-IN"/>
+              </w:rPr>
+              <w:tab/>
+            </w:r>
+            <w:proofErr w:type="gramEnd"/>
+          </w:p>
+        </w:tc>
+        <w:tc>
+          <w:tcPr>
+            <w:tcW w:w="4050" w:type="dxa"/>
+            <w:tcBorders>
+              <w:top w:val="single" w:sz="5" w:space="0" w:color="000000"/>
+              <w:left w:val="single" w:sz="5" w:space="0" w:color="000000"/>
+              <w:bottom w:val="single" w:sz="5" w:space="0" w:color="000000"/>
+              <w:right w:val="single" w:sz="5" w:space="0" w:color="000000"/>
+            </w:tcBorders>
+            <w:shd w:val="clear" w:color="000000" w:fill="FFFFFF"/>
+            <w:tcMar>
+              <w:left w:w="108" w:type="dxa"/>
+              <w:right w:w="108" w:type="dxa"/>
+            </w:tcMar>
+          </w:tcPr>
           <w:p>
             <w:pPr>
               <w:tabs>
@@ -12960,108 +13740,55 @@
                 <w:lang w:val="en-IN"/>
               </w:rPr>
             </w:pPr>
+            <w:proofErr w:type="gramStart"/>
             <w:r>
               <w:rPr>
                 <w:rFonts w:ascii="Verdana" w:eastAsia="Times New Roman" w:hAnsi="Verdana" w:cs="Times New Roman"/>
                 <w:lang w:val="en-IN"/>
               </w:rPr>
-              <w:br/>
-            </w:r>
+              <w:t xml:space="preserve">{{ </w:t>
+            </w:r>
+            <w:proofErr w:type="spellStart"/>
             <w:r>
               <w:rPr>
                 <w:rFonts w:ascii="Verdana" w:eastAsia="Times New Roman" w:hAnsi="Verdana" w:cs="Times New Roman"/>
                 <w:lang w:val="en-IN"/>
               </w:rPr>
-              <w:t xml:space="preserve">{{ </w:t>
-            </w:r>
-            <w:proofErr w:type="spellStart"/>
+              <w:t>q</w:t>
+            </w:r>
+            <w:proofErr w:type="gramEnd"/>
             <w:r>
               <w:rPr>
                 <w:rFonts w:ascii="Verdana" w:eastAsia="Times New Roman" w:hAnsi="Verdana" w:cs="Times New Roman"/>
                 <w:lang w:val="en-IN"/>
               </w:rPr>
-              <w:t>q.audit_review</w:t>
-            </w:r>
-            <w:proofErr w:type="spellEnd"/>
+              <w:t>.auditor_</w:t>
+            </w:r>
+            <w:proofErr w:type="gramStart"/>
             <w:r>
               <w:rPr>
                 <w:rFonts w:ascii="Verdana" w:eastAsia="Times New Roman" w:hAnsi="Verdana" w:cs="Times New Roman"/>
                 <w:lang w:val="en-IN"/>
               </w:rPr>
-              <w:t xml:space="preserve"> }}</w:t>
-            </w:r>
+              <w:t>comment</w:t>
+            </w:r>
+            <w:proofErr w:type="spellEnd"/>
             <w:r>
               <w:rPr>
                 <w:rFonts w:ascii="Verdana" w:eastAsia="Times New Roman" w:hAnsi="Verdana" w:cs="Times New Roman"/>
                 <w:lang w:val="en-IN"/>
               </w:rPr>
-              <w:tab/>
-            </w:r>
-          </w:p>
-          <w:p>
-            <w:pPr>
-              <w:tabs>
-                <w:tab w:val="left" w:pos="2265"/>
-              </w:tabs>
-              <w:rPr>
-                <w:rFonts w:ascii="Verdana" w:eastAsia="Times New Roman" w:hAnsi="Verdana" w:cs="Times New Roman"/>
-              </w:rPr>
-            </w:pPr>
+              <w:t xml:space="preserve"> }</w:t>
+            </w:r>
+            <w:proofErr w:type="gramEnd"/>
             <w:r>
               <w:rPr>
                 <w:rFonts w:ascii="Verdana" w:eastAsia="Times New Roman" w:hAnsi="Verdana" w:cs="Times New Roman"/>
                 <w:lang w:val="en-IN"/>
               </w:rPr>
-              <w:br/>
-            </w:r>
-            <w:r>
-              <w:rPr>
-                <w:rFonts w:ascii="Verdana" w:eastAsia="Times New Roman" w:hAnsi="Verdana" w:cs="Times New Roman"/>
-                <w:lang w:val="en-IN"/>
-              </w:rPr>
-              <w:t xml:space="preserve">{% </w:t>
-            </w:r>
-            <w:proofErr w:type="spellStart"/>
-            <w:r>
-              <w:rPr>
-                <w:rFonts w:ascii="Verdana" w:eastAsia="Times New Roman" w:hAnsi="Verdana" w:cs="Times New Roman"/>
-                <w:lang w:val="en-IN"/>
-              </w:rPr>
-              <w:t>endfor</w:t>
-            </w:r>
-            <w:proofErr w:type="spellEnd"/>
-            <w:r>
-              <w:rPr>
-                <w:rFonts w:ascii="Verdana" w:eastAsia="Times New Roman" w:hAnsi="Verdana" w:cs="Times New Roman"/>
-                <w:lang w:val="en-IN"/>
-              </w:rPr>
-              <w:t xml:space="preserve"> %}</w:t>
-            </w:r>
-            <w:r>
-              <w:rPr>
-                <w:rFonts w:ascii="Verdana" w:eastAsia="Times New Roman" w:hAnsi="Verdana" w:cs="Times New Roman"/>
-              </w:rPr>
-              <w:tab/>
-            </w:r>
-          </w:p>
-        </w:tc>
-        <w:tc>
-          <w:tcPr>
-            <w:tcW w:w="3275" w:type="dxa"/>
-            <w:tcBorders>
-              <w:top w:val="single" w:sz="2" w:space="0" w:color="000000"/>
-              <w:left w:val="single" w:sz="6" w:space="0" w:color="000000"/>
-              <w:bottom w:val="single" w:sz="4" w:space="0" w:color="auto"/>
-              <w:right w:val="single" w:sz="6" w:space="0" w:color="000000"/>
-            </w:tcBorders>
-            <w:shd w:val="clear" w:color="auto" w:fill="B8CCE4" w:themeFill="accent1" w:themeFillTint="66"/>
-            <w:tcMar>
-              <w:top w:w="0" w:type="dxa"/>
-              <w:left w:w="108" w:type="dxa"/>
-              <w:bottom w:w="0" w:type="dxa"/>
-              <w:right w:w="108" w:type="dxa"/>
-            </w:tcMar>
-          </w:tcPr>
+              <w:t>}</w:t>
+            </w:r>
+          </w:p>
           <w:p>
             <w:pPr>
               <w:tabs>
@@ -13074,30 +13801,19 @@
                 <w:lang w:val="en-IN"/>
               </w:rPr>
             </w:pPr>
-            <w:r>
-              <w:rPr>
-                <w:rFonts w:ascii="Verdana" w:eastAsia="Times New Roman" w:hAnsi="Verdana" w:cs="Times New Roman"/>
-                <w:lang w:val="en-IN"/>
-              </w:rPr>
-              <w:t xml:space="preserve">{% for q in </w:t>
-            </w:r>
-            <w:proofErr w:type="spellStart"/>
-            <w:r>
-              <w:rPr>
-                <w:rFonts w:ascii="Verdana" w:eastAsia="Times New Roman" w:hAnsi="Verdana" w:cs="Times New Roman"/>
-                <w:lang w:val="en-IN"/>
-              </w:rPr>
-              <w:t>section.questions</w:t>
-            </w:r>
-            <w:proofErr w:type="spellEnd"/>
-            <w:r>
-              <w:rPr>
-                <w:rFonts w:ascii="Verdana" w:eastAsia="Times New Roman" w:hAnsi="Verdana" w:cs="Times New Roman"/>
-                <w:lang w:val="en-IN"/>
-              </w:rPr>
-              <w:t xml:space="preserve"> %}</w:t>
-            </w:r>
-          </w:p>
+          </w:p>
+        </w:tc>
+        <w:tc>
+          <w:tcPr>
+            <w:tcW w:w="1530" w:type="dxa"/>
+            <w:tcBorders>
+              <w:top w:val="single" w:sz="5" w:space="0" w:color="000000"/>
+              <w:left w:val="single" w:sz="5" w:space="0" w:color="000000"/>
+              <w:bottom w:val="single" w:sz="5" w:space="0" w:color="000000"/>
+              <w:right w:val="single" w:sz="5" w:space="0" w:color="000000"/>
+            </w:tcBorders>
+            <w:shd w:val="clear" w:color="000000" w:fill="FFFFFF"/>
+          </w:tcPr>
           <w:p>
             <w:pPr>
               <w:tabs>
@@ -13110,6 +13826,7 @@
                 <w:lang w:val="en-IN"/>
               </w:rPr>
             </w:pPr>
+            <w:proofErr w:type="gramStart"/>
             <w:r>
               <w:rPr>
                 <w:rFonts w:ascii="Verdana" w:eastAsia="Times New Roman" w:hAnsi="Verdana" w:cs="Times New Roman"/>
@@ -13123,15 +13840,39 @@
                 <w:rFonts w:ascii="Verdana" w:eastAsia="Times New Roman" w:hAnsi="Verdana" w:cs="Times New Roman"/>
                 <w:lang w:val="en-IN"/>
               </w:rPr>
-              <w:t>q.auditor_comment</w:t>
-            </w:r>
-            <w:proofErr w:type="spellEnd"/>
+              <w:t>q</w:t>
+            </w:r>
+            <w:proofErr w:type="gramEnd"/>
             <w:r>
               <w:rPr>
                 <w:rFonts w:ascii="Verdana" w:eastAsia="Times New Roman" w:hAnsi="Verdana" w:cs="Times New Roman"/>
                 <w:lang w:val="en-IN"/>
               </w:rPr>
-              <w:t xml:space="preserve"> }}</w:t>
+              <w:t>.branch_</w:t>
+            </w:r>
+            <w:proofErr w:type="gramStart"/>
+            <w:r>
+              <w:rPr>
+                <w:rFonts w:ascii="Verdana" w:eastAsia="Times New Roman" w:hAnsi="Verdana" w:cs="Times New Roman"/>
+                <w:lang w:val="en-IN"/>
+              </w:rPr>
+              <w:t>reply</w:t>
+            </w:r>
+            <w:proofErr w:type="spellEnd"/>
+            <w:r>
+              <w:rPr>
+                <w:rFonts w:ascii="Verdana" w:eastAsia="Times New Roman" w:hAnsi="Verdana" w:cs="Times New Roman"/>
+                <w:lang w:val="en-IN"/>
+              </w:rPr>
+              <w:t xml:space="preserve"> }</w:t>
+            </w:r>
+            <w:proofErr w:type="gramEnd"/>
+            <w:r>
+              <w:rPr>
+                <w:rFonts w:ascii="Verdana" w:eastAsia="Times New Roman" w:hAnsi="Verdana" w:cs="Times New Roman"/>
+                <w:lang w:val="en-IN"/>
+              </w:rPr>
+              <w:t>}</w:t>
             </w:r>
           </w:p>
           <w:p>
@@ -13143,62 +13884,30 @@
               <w:jc w:val="both"/>
               <w:rPr>
                 <w:rFonts w:ascii="Verdana" w:eastAsia="Times New Roman" w:hAnsi="Verdana" w:cs="Times New Roman"/>
-              </w:rPr>
-            </w:pPr>
-            <w:r>
-              <w:rPr>
-                <w:rFonts w:ascii="Verdana" w:eastAsia="Times New Roman" w:hAnsi="Verdana" w:cs="Times New Roman"/>
                 <w:lang w:val="en-IN"/>
               </w:rPr>
-              <w:br/>
-            </w:r>
-            <w:r>
-              <w:rPr>
-                <w:rFonts w:ascii="Verdana" w:eastAsia="Times New Roman" w:hAnsi="Verdana" w:cs="Times New Roman"/>
-                <w:lang w:val="en-IN"/>
-              </w:rPr>
-              <w:t xml:space="preserve">{% </w:t>
-            </w:r>
-            <w:proofErr w:type="spellStart"/>
-            <w:r>
-              <w:rPr>
-                <w:rFonts w:ascii="Verdana" w:eastAsia="Times New Roman" w:hAnsi="Verdana" w:cs="Times New Roman"/>
-                <w:lang w:val="en-IN"/>
-              </w:rPr>
-              <w:t>endfor</w:t>
-            </w:r>
-            <w:proofErr w:type="spellEnd"/>
-            <w:r>
-              <w:rPr>
-                <w:rFonts w:ascii="Verdana" w:eastAsia="Times New Roman" w:hAnsi="Verdana" w:cs="Times New Roman"/>
-                <w:lang w:val="en-IN"/>
-              </w:rPr>
-              <w:t xml:space="preserve"> %}</w:t>
-            </w:r>
-            <w:r>
-              <w:rPr>
-                <w:rFonts w:ascii="Verdana" w:eastAsia="Times New Roman" w:hAnsi="Verdana" w:cs="Times New Roman"/>
-              </w:rPr>
-              <w:br/>
-            </w:r>
-            <w:r>
-              <w:rPr>
-                <w:rFonts w:ascii="Verdana" w:eastAsia="Times New Roman" w:hAnsi="Verdana" w:cs="Times New Roman"/>
-              </w:rPr>
-              <w:br/>
-            </w:r>
-          </w:p>
-        </w:tc>
-        <w:tc>
-          <w:tcPr>
-            <w:tcW w:w="1937" w:type="dxa"/>
-            <w:tcBorders>
-              <w:top w:val="single" w:sz="2" w:space="0" w:color="000000"/>
-              <w:left w:val="single" w:sz="6" w:space="0" w:color="000000"/>
-              <w:bottom w:val="single" w:sz="4" w:space="0" w:color="auto"/>
-              <w:right w:val="single" w:sz="6" w:space="0" w:color="000000"/>
-            </w:tcBorders>
-            <w:shd w:val="clear" w:color="auto" w:fill="B8CCE4" w:themeFill="accent1" w:themeFillTint="66"/>
+            </w:pPr>
+          </w:p>
+        </w:tc>
+      </w:tr>
+      <w:tr>
+        <w:trPr>
+          <w:trHeight w:val="1"/>
+        </w:trPr>
+        <w:tc>
+          <w:tcPr>
+            <w:tcW w:w="1047" w:type="dxa"/>
+            <w:tcBorders>
+              <w:top w:val="single" w:sz="5" w:space="0" w:color="000000"/>
+              <w:left w:val="single" w:sz="5" w:space="0" w:color="000000"/>
+              <w:bottom w:val="single" w:sz="5" w:space="0" w:color="000000"/>
+              <w:right w:val="single" w:sz="5" w:space="0" w:color="000000"/>
+            </w:tcBorders>
+            <w:shd w:val="clear" w:color="000000" w:fill="FFFFFF"/>
+            <w:tcMar>
+              <w:left w:w="108" w:type="dxa"/>
+              <w:right w:w="108" w:type="dxa"/>
+            </w:tcMar>
           </w:tcPr>
           <w:p>
             <w:pPr>
@@ -13214,58 +13923,45 @@
             </w:pPr>
             <w:r>
               <w:rPr>
-                <w:rFonts w:ascii="Verdana" w:eastAsia="Times New Roman" w:hAnsi="Verdana" w:cs="Times New Roman"/>
+                <w:rFonts w:ascii="Verdana" w:hAnsi="Verdana"/>
                 <w:lang w:val="en-IN"/>
               </w:rPr>
-              <w:t xml:space="preserve">{% for q in </w:t>
+              <w:t xml:space="preserve">{% </w:t>
             </w:r>
             <w:proofErr w:type="spellStart"/>
             <w:r>
               <w:rPr>
-                <w:rFonts w:ascii="Verdana" w:eastAsia="Times New Roman" w:hAnsi="Verdana" w:cs="Times New Roman"/>
+                <w:rFonts w:ascii="Verdana" w:hAnsi="Verdana"/>
                 <w:lang w:val="en-IN"/>
               </w:rPr>
-              <w:t>section.questions</w:t>
+              <w:t>endfor</w:t>
             </w:r>
             <w:proofErr w:type="spellEnd"/>
             <w:r>
               <w:rPr>
-                <w:rFonts w:ascii="Verdana" w:eastAsia="Times New Roman" w:hAnsi="Verdana" w:cs="Times New Roman"/>
+                <w:rFonts w:ascii="Verdana" w:hAnsi="Verdana"/>
                 <w:lang w:val="en-IN"/>
               </w:rPr>
               <w:t xml:space="preserve"> %}</w:t>
             </w:r>
-            <w:r>
-              <w:rPr>
-                <w:rFonts w:ascii="Verdana" w:eastAsia="Times New Roman" w:hAnsi="Verdana" w:cs="Times New Roman"/>
-                <w:lang w:val="en-IN"/>
-              </w:rPr>
-              <w:br/>
-            </w:r>
-            <w:r>
-              <w:rPr>
-                <w:rFonts w:ascii="Verdana" w:eastAsia="Times New Roman" w:hAnsi="Verdana" w:cs="Times New Roman"/>
-                <w:lang w:val="en-IN"/>
-              </w:rPr>
-              <w:t xml:space="preserve">{{ </w:t>
-            </w:r>
-            <w:proofErr w:type="spellStart"/>
-            <w:r>
-              <w:rPr>
-                <w:rFonts w:ascii="Verdana" w:eastAsia="Times New Roman" w:hAnsi="Verdana" w:cs="Times New Roman"/>
-                <w:lang w:val="en-IN"/>
-              </w:rPr>
-              <w:t>q.branch_reply</w:t>
-            </w:r>
-            <w:proofErr w:type="spellEnd"/>
-            <w:r>
-              <w:rPr>
-                <w:rFonts w:ascii="Verdana" w:eastAsia="Times New Roman" w:hAnsi="Verdana" w:cs="Times New Roman"/>
-                <w:lang w:val="en-IN"/>
-              </w:rPr>
-              <w:t xml:space="preserve"> }}</w:t>
-            </w:r>
-          </w:p>
+          </w:p>
+        </w:tc>
+        <w:tc>
+          <w:tcPr>
+            <w:tcW w:w="3921" w:type="dxa"/>
+            <w:tcBorders>
+              <w:top w:val="single" w:sz="5" w:space="0" w:color="000000"/>
+              <w:left w:val="single" w:sz="5" w:space="0" w:color="000000"/>
+              <w:bottom w:val="single" w:sz="5" w:space="0" w:color="000000"/>
+              <w:right w:val="single" w:sz="5" w:space="0" w:color="000000"/>
+            </w:tcBorders>
+            <w:shd w:val="clear" w:color="000000" w:fill="FFFFFF"/>
+            <w:tcMar>
+              <w:left w:w="108" w:type="dxa"/>
+              <w:right w:w="108" w:type="dxa"/>
+            </w:tcMar>
+            <w:vAlign w:val="center"/>
+          </w:tcPr>
           <w:p>
             <w:pPr>
               <w:tabs>
@@ -13275,31 +13971,63 @@
               <w:jc w:val="both"/>
               <w:rPr>
                 <w:rFonts w:ascii="Verdana" w:eastAsia="Times New Roman" w:hAnsi="Verdana" w:cs="Times New Roman"/>
-              </w:rPr>
-            </w:pPr>
-            <w:r>
+                <w:lang w:val="en-IN"/>
+              </w:rPr>
+            </w:pPr>
+          </w:p>
+        </w:tc>
+        <w:tc>
+          <w:tcPr>
+            <w:tcW w:w="4050" w:type="dxa"/>
+            <w:tcBorders>
+              <w:top w:val="single" w:sz="5" w:space="0" w:color="000000"/>
+              <w:left w:val="single" w:sz="5" w:space="0" w:color="000000"/>
+              <w:bottom w:val="single" w:sz="5" w:space="0" w:color="000000"/>
+              <w:right w:val="single" w:sz="5" w:space="0" w:color="000000"/>
+            </w:tcBorders>
+            <w:shd w:val="clear" w:color="000000" w:fill="FFFFFF"/>
+            <w:tcMar>
+              <w:left w:w="108" w:type="dxa"/>
+              <w:right w:w="108" w:type="dxa"/>
+            </w:tcMar>
+          </w:tcPr>
+          <w:p>
+            <w:pPr>
+              <w:tabs>
+                <w:tab w:val="left" w:pos="0"/>
+              </w:tabs>
+              <w:spacing w:after="0" w:line="240" w:lineRule="auto"/>
+              <w:jc w:val="both"/>
               <w:rPr>
                 <w:rFonts w:ascii="Verdana" w:eastAsia="Times New Roman" w:hAnsi="Verdana" w:cs="Times New Roman"/>
                 <w:lang w:val="en-IN"/>
               </w:rPr>
-              <w:t xml:space="preserve">{% </w:t>
-            </w:r>
-            <w:proofErr w:type="spellStart"/>
-            <w:r>
+            </w:pPr>
+          </w:p>
+        </w:tc>
+        <w:tc>
+          <w:tcPr>
+            <w:tcW w:w="1530" w:type="dxa"/>
+            <w:tcBorders>
+              <w:top w:val="single" w:sz="5" w:space="0" w:color="000000"/>
+              <w:left w:val="single" w:sz="5" w:space="0" w:color="000000"/>
+              <w:bottom w:val="single" w:sz="5" w:space="0" w:color="000000"/>
+              <w:right w:val="single" w:sz="5" w:space="0" w:color="000000"/>
+            </w:tcBorders>
+            <w:shd w:val="clear" w:color="000000" w:fill="FFFFFF"/>
+          </w:tcPr>
+          <w:p>
+            <w:pPr>
+              <w:tabs>
+                <w:tab w:val="left" w:pos="0"/>
+              </w:tabs>
+              <w:spacing w:after="0" w:line="240" w:lineRule="auto"/>
+              <w:jc w:val="both"/>
               <w:rPr>
                 <w:rFonts w:ascii="Verdana" w:eastAsia="Times New Roman" w:hAnsi="Verdana" w:cs="Times New Roman"/>
                 <w:lang w:val="en-IN"/>
               </w:rPr>
-              <w:t>endfor</w:t>
-            </w:r>
-            <w:proofErr w:type="spellEnd"/>
-            <w:r>
-              <w:rPr>
-                <w:rFonts w:ascii="Verdana" w:eastAsia="Times New Roman" w:hAnsi="Verdana" w:cs="Times New Roman"/>
-                <w:lang w:val="en-IN"/>
-              </w:rPr>
-              <w:t xml:space="preserve"> %}</w:t>
-            </w:r>
+            </w:pPr>
           </w:p>
         </w:tc>
       </w:tr>
@@ -13316,7 +14044,6 @@
         <w:rPr>
           <w:rFonts w:ascii="Verdana" w:eastAsia="Times New Roman" w:hAnsi="Verdana" w:cs="Times New Roman"/>
         </w:rPr>
-        <w:br/>
         <w:t xml:space="preserve">{% </w:t>
       </w:r>
       <w:proofErr w:type="spellStart"/>
@@ -13332,12 +14059,6 @@
           <w:rFonts w:ascii="Verdana" w:eastAsia="Times New Roman" w:hAnsi="Verdana" w:cs="Times New Roman"/>
         </w:rPr>
         <w:t xml:space="preserve"> %}</w:t>
-      </w:r>
-      <w:r>
-        <w:rPr>
-          <w:rFonts w:ascii="Verdana" w:eastAsia="Times New Roman" w:hAnsi="Verdana" w:cs="Times New Roman"/>
-        </w:rPr>
-        <w:br/>
       </w:r>
     </w:p>
     <w:sectPr>
@@ -13996,6 +14717,95 @@
     </w:lvl>
   </w:abstractNum>
   <w:abstractNum w:abstractNumId="3" w15:restartNumberingAfterBreak="0">
+    <w:nsid w:val="296C5299"/>
+    <w:multiLevelType w:val="hybridMultilevel"/>
+    <w:tmpl w:val="254420AE"/>
+    <w:lvl w:ilvl="0" w:tplc="FFFFFFFF">
+      <w:start w:val="1"/>
+      <w:numFmt w:val="decimal"/>
+      <w:lvlText w:val="%1."/>
+      <w:lvlJc w:val="left"/>
+      <w:pPr>
+        <w:ind w:left="720" w:hanging="360"/>
+      </w:pPr>
+      <w:rPr>
+        <w:rFonts w:hint="default"/>
+      </w:rPr>
+    </w:lvl>
+    <w:lvl w:ilvl="1" w:tplc="FFFFFFFF" w:tentative="1">
+      <w:start w:val="1"/>
+      <w:numFmt w:val="lowerLetter"/>
+      <w:lvlText w:val="%2."/>
+      <w:lvlJc w:val="left"/>
+      <w:pPr>
+        <w:ind w:left="1440" w:hanging="360"/>
+      </w:pPr>
+    </w:lvl>
+    <w:lvl w:ilvl="2" w:tplc="FFFFFFFF" w:tentative="1">
+      <w:start w:val="1"/>
+      <w:numFmt w:val="lowerRoman"/>
+      <w:lvlText w:val="%3."/>
+      <w:lvlJc w:val="right"/>
+      <w:pPr>
+        <w:ind w:left="2160" w:hanging="180"/>
+      </w:pPr>
+    </w:lvl>
+    <w:lvl w:ilvl="3" w:tplc="FFFFFFFF" w:tentative="1">
+      <w:start w:val="1"/>
+      <w:numFmt w:val="decimal"/>
+      <w:lvlText w:val="%4."/>
+      <w:lvlJc w:val="left"/>
+      <w:pPr>
+        <w:ind w:left="2880" w:hanging="360"/>
+      </w:pPr>
+    </w:lvl>
+    <w:lvl w:ilvl="4" w:tplc="FFFFFFFF" w:tentative="1">
+      <w:start w:val="1"/>
+      <w:numFmt w:val="lowerLetter"/>
+      <w:lvlText w:val="%5."/>
+      <w:lvlJc w:val="left"/>
+      <w:pPr>
+        <w:ind w:left="3600" w:hanging="360"/>
+      </w:pPr>
+    </w:lvl>
+    <w:lvl w:ilvl="5" w:tplc="FFFFFFFF" w:tentative="1">
+      <w:start w:val="1"/>
+      <w:numFmt w:val="lowerRoman"/>
+      <w:lvlText w:val="%6."/>
+      <w:lvlJc w:val="right"/>
+      <w:pPr>
+        <w:ind w:left="4320" w:hanging="180"/>
+      </w:pPr>
+    </w:lvl>
+    <w:lvl w:ilvl="6" w:tplc="FFFFFFFF" w:tentative="1">
+      <w:start w:val="1"/>
+      <w:numFmt w:val="decimal"/>
+      <w:lvlText w:val="%7."/>
+      <w:lvlJc w:val="left"/>
+      <w:pPr>
+        <w:ind w:left="5040" w:hanging="360"/>
+      </w:pPr>
+    </w:lvl>
+    <w:lvl w:ilvl="7" w:tplc="FFFFFFFF" w:tentative="1">
+      <w:start w:val="1"/>
+      <w:numFmt w:val="lowerLetter"/>
+      <w:lvlText w:val="%8."/>
+      <w:lvlJc w:val="left"/>
+      <w:pPr>
+        <w:ind w:left="5760" w:hanging="360"/>
+      </w:pPr>
+    </w:lvl>
+    <w:lvl w:ilvl="8" w:tplc="FFFFFFFF" w:tentative="1">
+      <w:start w:val="1"/>
+      <w:numFmt w:val="lowerRoman"/>
+      <w:lvlText w:val="%9."/>
+      <w:lvlJc w:val="right"/>
+      <w:pPr>
+        <w:ind w:left="6480" w:hanging="180"/>
+      </w:pPr>
+    </w:lvl>
+  </w:abstractNum>
+  <w:abstractNum w:abstractNumId="4" w15:restartNumberingAfterBreak="0">
     <w:nsid w:val="2FBC7096"/>
     <w:multiLevelType w:val="hybridMultilevel"/>
     <w:tmpl w:val="DB9A52A8"/>
@@ -14084,7 +14894,7 @@
       </w:pPr>
     </w:lvl>
   </w:abstractNum>
-  <w:abstractNum w:abstractNumId="4" w15:restartNumberingAfterBreak="0">
+  <w:abstractNum w:abstractNumId="5" w15:restartNumberingAfterBreak="0">
     <w:nsid w:val="32A652A7"/>
     <w:multiLevelType w:val="hybridMultilevel"/>
     <w:tmpl w:val="9C26C882"/>
@@ -14173,7 +14983,7 @@
       </w:pPr>
     </w:lvl>
   </w:abstractNum>
-  <w:abstractNum w:abstractNumId="5" w15:restartNumberingAfterBreak="0">
+  <w:abstractNum w:abstractNumId="6" w15:restartNumberingAfterBreak="0">
     <w:nsid w:val="3C4438F9"/>
     <w:multiLevelType w:val="hybridMultilevel"/>
     <w:tmpl w:val="E5548406"/>
@@ -14286,7 +15096,7 @@
       </w:pPr>
     </w:lvl>
   </w:abstractNum>
-  <w:abstractNum w:abstractNumId="6" w15:restartNumberingAfterBreak="0">
+  <w:abstractNum w:abstractNumId="7" w15:restartNumberingAfterBreak="0">
     <w:nsid w:val="42B4371E"/>
     <w:multiLevelType w:val="hybridMultilevel"/>
     <w:tmpl w:val="D2F464AC"/>
@@ -14372,7 +15182,7 @@
       </w:pPr>
     </w:lvl>
   </w:abstractNum>
-  <w:abstractNum w:abstractNumId="7" w15:restartNumberingAfterBreak="0">
+  <w:abstractNum w:abstractNumId="8" w15:restartNumberingAfterBreak="0">
     <w:nsid w:val="4AA844C4"/>
     <w:multiLevelType w:val="hybridMultilevel"/>
     <w:tmpl w:val="CD90C1F8"/>
@@ -14461,7 +15271,7 @@
       </w:pPr>
     </w:lvl>
   </w:abstractNum>
-  <w:abstractNum w:abstractNumId="8" w15:restartNumberingAfterBreak="0">
+  <w:abstractNum w:abstractNumId="9" w15:restartNumberingAfterBreak="0">
     <w:nsid w:val="4C08050C"/>
     <w:multiLevelType w:val="hybridMultilevel"/>
     <w:tmpl w:val="4608F94C"/>
@@ -14550,7 +15360,7 @@
       </w:pPr>
     </w:lvl>
   </w:abstractNum>
-  <w:abstractNum w:abstractNumId="9" w15:restartNumberingAfterBreak="0">
+  <w:abstractNum w:abstractNumId="10" w15:restartNumberingAfterBreak="0">
     <w:nsid w:val="4DF3199F"/>
     <w:multiLevelType w:val="hybridMultilevel"/>
     <w:tmpl w:val="1FF2D04A"/>
@@ -14639,7 +15449,7 @@
       </w:pPr>
     </w:lvl>
   </w:abstractNum>
-  <w:abstractNum w:abstractNumId="10" w15:restartNumberingAfterBreak="0">
+  <w:abstractNum w:abstractNumId="11" w15:restartNumberingAfterBreak="0">
     <w:nsid w:val="4F2B66A8"/>
     <w:multiLevelType w:val="hybridMultilevel"/>
     <w:tmpl w:val="27EC038A"/>
@@ -14728,7 +15538,7 @@
       </w:pPr>
     </w:lvl>
   </w:abstractNum>
-  <w:abstractNum w:abstractNumId="11" w15:restartNumberingAfterBreak="0">
+  <w:abstractNum w:abstractNumId="12" w15:restartNumberingAfterBreak="0">
     <w:nsid w:val="5CE501EF"/>
     <w:multiLevelType w:val="hybridMultilevel"/>
     <w:tmpl w:val="BDB660A2"/>
@@ -14817,7 +15627,7 @@
       </w:pPr>
     </w:lvl>
   </w:abstractNum>
-  <w:abstractNum w:abstractNumId="12" w15:restartNumberingAfterBreak="0">
+  <w:abstractNum w:abstractNumId="13" w15:restartNumberingAfterBreak="0">
     <w:nsid w:val="67266BC2"/>
     <w:multiLevelType w:val="hybridMultilevel"/>
     <w:tmpl w:val="1A046F5A"/>
@@ -14906,7 +15716,7 @@
       </w:pPr>
     </w:lvl>
   </w:abstractNum>
-  <w:abstractNum w:abstractNumId="13" w15:restartNumberingAfterBreak="0">
+  <w:abstractNum w:abstractNumId="14" w15:restartNumberingAfterBreak="0">
     <w:nsid w:val="6B3230D3"/>
     <w:multiLevelType w:val="hybridMultilevel"/>
     <w:tmpl w:val="20384AEC"/>
@@ -14995,7 +15805,7 @@
       </w:pPr>
     </w:lvl>
   </w:abstractNum>
-  <w:abstractNum w:abstractNumId="14" w15:restartNumberingAfterBreak="0">
+  <w:abstractNum w:abstractNumId="15" w15:restartNumberingAfterBreak="0">
     <w:nsid w:val="6F8F12BA"/>
     <w:multiLevelType w:val="hybridMultilevel"/>
     <w:tmpl w:val="D2F464AC"/>
@@ -15081,7 +15891,7 @@
       </w:pPr>
     </w:lvl>
   </w:abstractNum>
-  <w:abstractNum w:abstractNumId="15" w15:restartNumberingAfterBreak="0">
+  <w:abstractNum w:abstractNumId="16" w15:restartNumberingAfterBreak="0">
     <w:nsid w:val="7CEA772F"/>
     <w:multiLevelType w:val="hybridMultilevel"/>
     <w:tmpl w:val="D2F464AC"/>
@@ -15168,16 +15978,16 @@
     </w:lvl>
   </w:abstractNum>
   <w:num w:numId="1" w16cid:durableId="245461704">
+    <w:abstractNumId w:val="14"/>
+  </w:num>
+  <w:num w:numId="2" w16cid:durableId="1509245551">
+    <w:abstractNumId w:val="5"/>
+  </w:num>
+  <w:num w:numId="3" w16cid:durableId="715199848">
     <w:abstractNumId w:val="13"/>
   </w:num>
-  <w:num w:numId="2" w16cid:durableId="1509245551">
-    <w:abstractNumId w:val="4"/>
-  </w:num>
-  <w:num w:numId="3" w16cid:durableId="715199848">
-    <w:abstractNumId w:val="12"/>
-  </w:num>
   <w:num w:numId="4" w16cid:durableId="74590624">
-    <w:abstractNumId w:val="10"/>
+    <w:abstractNumId w:val="11"/>
   </w:num>
   <w:num w:numId="5" w16cid:durableId="643583054">
     <w:abstractNumId w:val="0"/>
@@ -15186,13 +15996,13 @@
     <w:abstractNumId w:val="1"/>
   </w:num>
   <w:num w:numId="7" w16cid:durableId="1978950331">
-    <w:abstractNumId w:val="11"/>
+    <w:abstractNumId w:val="12"/>
   </w:num>
   <w:num w:numId="8" w16cid:durableId="1717468794">
-    <w:abstractNumId w:val="9"/>
+    <w:abstractNumId w:val="10"/>
   </w:num>
   <w:num w:numId="9" w16cid:durableId="589192969">
-    <w:abstractNumId w:val="5"/>
+    <w:abstractNumId w:val="6"/>
     <w:lvlOverride w:ilvl="0">
       <w:startOverride w:val="1"/>
     </w:lvlOverride>
@@ -15222,24 +16032,27 @@
     </w:lvlOverride>
   </w:num>
   <w:num w:numId="10" w16cid:durableId="1610626624">
-    <w:abstractNumId w:val="15"/>
+    <w:abstractNumId w:val="16"/>
   </w:num>
   <w:num w:numId="11" w16cid:durableId="1404570143">
-    <w:abstractNumId w:val="8"/>
+    <w:abstractNumId w:val="9"/>
   </w:num>
   <w:num w:numId="12" w16cid:durableId="1313170862">
     <w:abstractNumId w:val="2"/>
   </w:num>
   <w:num w:numId="13" w16cid:durableId="1866600994">
-    <w:abstractNumId w:val="14"/>
+    <w:abstractNumId w:val="15"/>
   </w:num>
   <w:num w:numId="14" w16cid:durableId="704142255">
+    <w:abstractNumId w:val="8"/>
+  </w:num>
+  <w:num w:numId="15" w16cid:durableId="921377732">
     <w:abstractNumId w:val="7"/>
   </w:num>
-  <w:num w:numId="15" w16cid:durableId="921377732">
-    <w:abstractNumId w:val="6"/>
+  <w:num w:numId="16" w16cid:durableId="2000649627">
+    <w:abstractNumId w:val="4"/>
   </w:num>
-  <w:num w:numId="16" w16cid:durableId="2000649627">
+  <w:num w:numId="17" w16cid:durableId="1981108071">
     <w:abstractNumId w:val="3"/>
   </w:num>
 </w:numbering>
@@ -15643,7 +16456,7 @@
   <w:style w:type="paragraph" w:default="1" w:styleId="Normal">
     <w:name w:val="Normal"/>
     <w:qFormat/>
-    <w:rsid w:val="003625C5"/>
+    <w:rsid w:val="00E85672"/>
     <w:rPr>
       <w:rFonts w:eastAsiaTheme="minorEastAsia"/>
       <w:lang w:val="en-US"/>
